--- a/01-会议纪要/会议纪要(2026.4.15).docx
+++ b/01-会议纪要/会议纪要(2026.4.15).docx
@@ -1,29 +1,23 @@
 
 <file path=word/document.xml><?xml version="1.0" encoding="utf-8"?>
-<w:document xmlns:ns1="http://schemas.openxmlformats.org/markup-compatibility/2006" xmlns:ns2="http://schemas.microsoft.com/office/word/2010/wordml" xmlns:ns3="http://schemas.openxmlformats.org/drawingml/2006/wordprocessingDrawing" xmlns:ns4="http://schemas.openxmlformats.org/drawingml/2006/main" xmlns:ns5="http://schemas.microsoft.com/office/word/2010/wordprocessingShape" xmlns:ns6="urn:schemas-microsoft-com:vml" xmlns:ns7="urn:schemas-microsoft-com:office:office" xmlns:w="http://schemas.openxmlformats.org/wordprocessingml/2006/main" ns1:Ignorable="w14 w15 wp14">
+<w:document xmlns:wpc="http://schemas.microsoft.com/office/word/2010/wordprocessingCanvas" xmlns:cx="http://schemas.microsoft.com/office/drawing/2014/chartex" xmlns:cx1="http://schemas.microsoft.com/office/drawing/2015/9/8/chartex" xmlns:cx2="http://schemas.microsoft.com/office/drawing/2015/10/21/chartex" xmlns:cx3="http://schemas.microsoft.com/office/drawing/2016/5/9/chartex" xmlns:cx4="http://schemas.microsoft.com/office/drawing/2016/5/10/chartex" xmlns:cx5="http://schemas.microsoft.com/office/drawing/2016/5/11/chartex" xmlns:cx6="http://schemas.microsoft.com/office/drawing/2016/5/12/chartex" xmlns:cx7="http://schemas.microsoft.com/office/drawing/2016/5/13/chartex" xmlns:cx8="http://schemas.microsoft.com/office/drawing/2016/5/14/chartex" xmlns:mc="http://schemas.openxmlformats.org/markup-compatibility/2006" xmlns:aink="http://schemas.microsoft.com/office/drawing/2016/ink" xmlns:am3d="http://schemas.microsoft.com/office/drawing/2017/model3d" xmlns:o="urn:schemas-microsoft-com:office:office" xmlns:oel="http://schemas.microsoft.com/office/2019/extlst" xmlns:r="http://schemas.openxmlformats.org/officeDocument/2006/relationships" xmlns:m="http://schemas.openxmlformats.org/officeDocument/2006/math" xmlns:v="urn:schemas-microsoft-com:vml" xmlns:wp14="http://schemas.microsoft.com/office/word/2010/wordprocessingDrawing" xmlns:wp="http://schemas.openxmlformats.org/drawingml/2006/wordprocessingDrawing" xmlns:w10="urn:schemas-microsoft-com:office:word" xmlns:w="http://schemas.openxmlformats.org/wordprocessingml/2006/main" xmlns:w14="http://schemas.microsoft.com/office/word/2010/wordml" xmlns:w15="http://schemas.microsoft.com/office/word/2012/wordml" xmlns:w16cex="http://schemas.microsoft.com/office/word/2018/wordml/cex" xmlns:w16cid="http://schemas.microsoft.com/office/word/2016/wordml/cid" xmlns:w16="http://schemas.microsoft.com/office/word/2018/wordml" xmlns:w16du="http://schemas.microsoft.com/office/word/2023/wordml/word16du" xmlns:w16sdtdh="http://schemas.microsoft.com/office/word/2020/wordml/sdtdatahash" xmlns:w16sdtfl="http://schemas.microsoft.com/office/word/2024/wordml/sdtformatlock" xmlns:w16se="http://schemas.microsoft.com/office/word/2015/wordml/symex" xmlns:wpg="http://schemas.microsoft.com/office/word/2010/wordprocessingGroup" xmlns:wpi="http://schemas.microsoft.com/office/word/2010/wordprocessingInk" xmlns:wne="http://schemas.microsoft.com/office/word/2006/wordml" xmlns:wps="http://schemas.microsoft.com/office/word/2010/wordprocessingShape" mc:Ignorable="w14 w15 w16se w16cid w16 w16cex w16sdtdh w16sdtfl w16du wp14">
   <w:body>
     <w:tbl>
       <w:tblPr>
-        <w:tblStyle w:val="4"/>
+        <w:tblStyle w:val="a3"/>
         <w:tblpPr w:leftFromText="180" w:rightFromText="180" w:vertAnchor="page" w:horzAnchor="margin" w:tblpXSpec="center" w:tblpY="2328"/>
         <w:tblOverlap w:val="never"/>
         <w:tblW w:w="10173" w:type="dxa"/>
-        <w:tblInd w:w="0" w:type="dxa"/>
         <w:tblBorders>
-          <w:top w:val="single" w:color="000000" w:themeColor="text1" w:sz="4" w:space="0"/>
-          <w:left w:val="single" w:color="000000" w:themeColor="text1" w:sz="4" w:space="0"/>
-          <w:bottom w:val="single" w:color="000000" w:themeColor="text1" w:sz="4" w:space="0"/>
-          <w:right w:val="single" w:color="000000" w:themeColor="text1" w:sz="4" w:space="0"/>
-          <w:insideH w:val="single" w:color="000000" w:themeColor="text1" w:sz="4" w:space="0"/>
-          <w:insideV w:val="single" w:color="000000" w:themeColor="text1" w:sz="4" w:space="0"/>
+          <w:top w:val="single" w:sz="4" w:space="0" w:color="000000" w:themeColor="text1"/>
+          <w:left w:val="single" w:sz="4" w:space="0" w:color="000000" w:themeColor="text1"/>
+          <w:bottom w:val="single" w:sz="4" w:space="0" w:color="000000" w:themeColor="text1"/>
+          <w:right w:val="single" w:sz="4" w:space="0" w:color="000000" w:themeColor="text1"/>
+          <w:insideH w:val="single" w:sz="4" w:space="0" w:color="000000" w:themeColor="text1"/>
+          <w:insideV w:val="single" w:sz="4" w:space="0" w:color="000000" w:themeColor="text1"/>
         </w:tblBorders>
         <w:tblLayout w:type="fixed"/>
-        <w:tblCellMar>
-          <w:top w:w="0" w:type="dxa"/>
-          <w:left w:w="108" w:type="dxa"/>
-          <w:bottom w:w="0" w:type="dxa"/>
-          <w:right w:w="108" w:type="dxa"/>
-        </w:tblCellMar>
+        <w:tblLook w:val="04A0" w:firstRow="1" w:lastRow="0" w:firstColumn="1" w:lastColumn="0" w:noHBand="0" w:noVBand="1"/>
       </w:tblPr>
       <w:tblGrid>
         <w:gridCol w:w="1526"/>
@@ -31,44 +25,183 @@
         <w:gridCol w:w="1418"/>
         <w:gridCol w:w="2268"/>
       </w:tblGrid>
-      <w:tr ns2:paraId="4CF11BBA">
-        <w:tblPrEx>
-          <w:tblBorders>
-            <w:top w:val="single" w:color="000000" w:themeColor="text1" w:sz="4" w:space="0"/>
-            <w:left w:val="single" w:color="000000" w:themeColor="text1" w:sz="4" w:space="0"/>
-            <w:bottom w:val="single" w:color="000000" w:themeColor="text1" w:sz="4" w:space="0"/>
-            <w:right w:val="single" w:color="000000" w:themeColor="text1" w:sz="4" w:space="0"/>
-            <w:insideH w:val="single" w:color="000000" w:themeColor="text1" w:sz="4" w:space="0"/>
-            <w:insideV w:val="single" w:color="000000" w:themeColor="text1" w:sz="4" w:space="0"/>
-          </w:tblBorders>
-          <w:tblCellMar>
-            <w:top w:w="0" w:type="dxa"/>
-            <w:left w:w="108" w:type="dxa"/>
-            <w:bottom w:w="0" w:type="dxa"/>
-            <w:right w:w="108" w:type="dxa"/>
-          </w:tblCellMar>
-        </w:tblPrEx>
+      <w:tr>
         <w:trPr>
-          <w:trHeight w:val="680" w:hRule="atLeast"/>
+          <w:trHeight w:val="680"/>
         </w:trPr>
         <w:tc>
           <w:tcPr>
             <w:tcW w:w="1526" w:type="dxa"/>
             <w:vAlign w:val="center"/>
           </w:tcPr>
-          <w:p ns2:paraId="30E5C52B">
+          <w:p>
             <w:pPr>
               <w:jc w:val="center"/>
               <w:rPr>
-                <w:rFonts w:ascii="微软雅黑" w:hAnsi="微软雅黑" w:eastAsia="微软雅黑" w:cs="微软雅黑"/>
-                <w:kern w:val="0"/>
-                <w:sz w:val="24"/>
-                <w:szCs w:val="24"/>
-              </w:rPr>
-            </w:pPr>
-            <w:r>
-              <w:rPr>
-                <w:rFonts w:hint="eastAsia" w:ascii="微软雅黑" w:hAnsi="微软雅黑" w:eastAsia="微软雅黑" w:cs="微软雅黑"/>
+                <w:rFonts w:ascii="微软雅黑" w:eastAsia="微软雅黑" w:hAnsi="微软雅黑" w:cs="微软雅黑" w:hint="eastAsia"/>
+                <w:kern w:val="0"/>
+                <w:sz w:val="24"/>
+                <w:szCs w:val="24"/>
+              </w:rPr>
+            </w:pPr>
+            <w:r>
+              <w:rPr>
+                <w:rFonts w:ascii="微软雅黑" w:eastAsia="微软雅黑" w:hAnsi="微软雅黑" w:cs="微软雅黑"/>
+                <w:noProof/>
+                <w:kern w:val="0"/>
+                <w:sz w:val="20"/>
+                <w:szCs w:val="20"/>
+              </w:rPr>
+              <mc:AlternateContent>
+                <mc:Choice Requires="wps">
+                  <w:drawing>
+                    <wp:anchor distT="0" distB="0" distL="114300" distR="114300" simplePos="0" relativeHeight="251658240" behindDoc="0" locked="0" layoutInCell="1" allowOverlap="1" wp14:anchorId="13FF2465" wp14:editId="56EAC379">
+                      <wp:simplePos x="0" y="0"/>
+                      <wp:positionH relativeFrom="column">
+                        <wp:posOffset>-66675</wp:posOffset>
+                      </wp:positionH>
+                      <wp:positionV relativeFrom="paragraph">
+                        <wp:posOffset>-1095375</wp:posOffset>
+                      </wp:positionV>
+                      <wp:extent cx="6546850" cy="1010285"/>
+                      <wp:effectExtent l="0" t="0" r="0" b="0"/>
+                      <wp:wrapNone/>
+                      <wp:docPr id="20" name="文本框 20"/>
+                      <wp:cNvGraphicFramePr/>
+                      <a:graphic xmlns:a="http://schemas.openxmlformats.org/drawingml/2006/main">
+                        <a:graphicData uri="http://schemas.microsoft.com/office/word/2010/wordprocessingShape">
+                          <wps:wsp>
+                            <wps:cNvSpPr txBox="1"/>
+                            <wps:spPr>
+                              <a:xfrm>
+                                <a:off x="0" y="0"/>
+                                <a:ext cx="6546850" cy="1010285"/>
+                              </a:xfrm>
+                              <a:prstGeom prst="rect">
+                                <a:avLst/>
+                              </a:prstGeom>
+                              <a:noFill/>
+                              <a:ln w="6350">
+                                <a:noFill/>
+                              </a:ln>
+                              <a:effectLst/>
+                            </wps:spPr>
+                            <wps:style>
+                              <a:lnRef idx="0">
+                                <a:schemeClr val="accent1"/>
+                              </a:lnRef>
+                              <a:fillRef idx="0">
+                                <a:schemeClr val="accent1"/>
+                              </a:fillRef>
+                              <a:effectRef idx="0">
+                                <a:schemeClr val="accent1"/>
+                              </a:effectRef>
+                              <a:fontRef idx="minor">
+                                <a:schemeClr val="dk1"/>
+                              </a:fontRef>
+                            </wps:style>
+                            <wps:txbx>
+                              <w:txbxContent>
+                                <w:p>
+                                  <w:pPr>
+                                    <w:spacing w:afterLines="50" w:after="156"/>
+                                    <w:jc w:val="center"/>
+                                    <w:rPr>
+                                      <w:rFonts w:ascii="宋体" w:eastAsia="宋体" w:hAnsi="宋体" w:hint="eastAsia"/>
+                                      <w:b/>
+                                      <w:sz w:val="56"/>
+                                      <w:szCs w:val="56"/>
+                                    </w:rPr>
+                                  </w:pPr>
+                                  <w:r>
+                                    <w:rPr>
+                                      <w:rFonts w:ascii="宋体" w:eastAsia="宋体" w:hAnsi="宋体" w:hint="eastAsia"/>
+                                      <w:b/>
+                                      <w:sz w:val="56"/>
+                                      <w:szCs w:val="56"/>
+                                    </w:rPr>
+                                    <w:t>会 议 纪 要</w:t>
+                                  </w:r>
+                                </w:p>
+                                <w:p>
+                                  <w:pPr>
+                                    <w:jc w:val="right"/>
+                                    <w:rPr>
+                                      <w:rFonts w:ascii="宋体" w:eastAsia="宋体" w:hAnsi="宋体" w:hint="eastAsia"/>
+                                      <w:b/>
+                                      <w:sz w:val="20"/>
+                                      <w:szCs w:val="21"/>
+                                    </w:rPr>
+                                  </w:pPr>
+                                </w:p>
+                              </w:txbxContent>
+                            </wps:txbx>
+                            <wps:bodyPr rot="0" spcFirstLastPara="0" vertOverflow="overflow" horzOverflow="overflow" vert="horz" wrap="square" lIns="91440" tIns="45720" rIns="91440" bIns="45720" numCol="1" spcCol="0" rtlCol="0" fromWordArt="0" anchor="t" anchorCtr="0" forceAA="0" compatLnSpc="1">
+                              <a:noAutofit/>
+                            </wps:bodyPr>
+                          </wps:wsp>
+                        </a:graphicData>
+                      </a:graphic>
+                      <wp14:sizeRelH relativeFrom="margin">
+                        <wp14:pctWidth>0</wp14:pctWidth>
+                      </wp14:sizeRelH>
+                      <wp14:sizeRelV relativeFrom="margin">
+                        <wp14:pctHeight>0</wp14:pctHeight>
+                      </wp14:sizeRelV>
+                    </wp:anchor>
+                  </w:drawing>
+                </mc:Choice>
+                <mc:Fallback>
+                  <w:pict>
+                    <v:shapetype w14:anchorId="13FF2465" id="_x0000_t202" coordsize="21600,21600" o:spt="202" path="m,l,21600r21600,l21600,xe">
+                      <v:stroke joinstyle="miter"/>
+                      <v:path gradientshapeok="t" o:connecttype="rect"/>
+                    </v:shapetype>
+                    <v:shape id="文本框 20" o:spid="_x0000_s1026" type="#_x0000_t202" style="position:absolute;left:0;text-align:left;margin-left:-5.25pt;margin-top:-86.25pt;width:515.5pt;height:79.55pt;z-index:251658240;visibility:visible;mso-wrap-style:square;mso-width-percent:0;mso-height-percent:0;mso-wrap-distance-left:9pt;mso-wrap-distance-top:0;mso-wrap-distance-right:9pt;mso-wrap-distance-bottom:0;mso-position-horizontal:absolute;mso-position-horizontal-relative:text;mso-position-vertical:absolute;mso-position-vertical-relative:text;mso-width-percent:0;mso-height-percent:0;mso-width-relative:margin;mso-height-relative:margin;v-text-anchor:top" o:gfxdata="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" filled="f" stroked="f" strokeweight=".5pt">
+                      <v:textbox>
+                        <w:txbxContent>
+                          <w:p>
+                            <w:pPr>
+                              <w:spacing w:afterLines="50" w:after="156"/>
+                              <w:jc w:val="center"/>
+                              <w:rPr>
+                                <w:rFonts w:ascii="宋体" w:eastAsia="宋体" w:hAnsi="宋体" w:hint="eastAsia"/>
+                                <w:b/>
+                                <w:sz w:val="56"/>
+                                <w:szCs w:val="56"/>
+                              </w:rPr>
+                            </w:pPr>
+                            <w:r>
+                              <w:rPr>
+                                <w:rFonts w:ascii="宋体" w:eastAsia="宋体" w:hAnsi="宋体" w:hint="eastAsia"/>
+                                <w:b/>
+                                <w:sz w:val="56"/>
+                                <w:szCs w:val="56"/>
+                              </w:rPr>
+                              <w:t>会 议 纪 要</w:t>
+                            </w:r>
+                          </w:p>
+                          <w:p>
+                            <w:pPr>
+                              <w:jc w:val="right"/>
+                              <w:rPr>
+                                <w:rFonts w:ascii="宋体" w:eastAsia="宋体" w:hAnsi="宋体" w:hint="eastAsia"/>
+                                <w:b/>
+                                <w:sz w:val="20"/>
+                                <w:szCs w:val="21"/>
+                              </w:rPr>
+                            </w:pPr>
+                          </w:p>
+                        </w:txbxContent>
+                      </v:textbox>
+                    </v:shape>
+                  </w:pict>
+                </mc:Fallback>
+              </mc:AlternateContent>
+            </w:r>
+            <w:r>
+              <w:rPr>
+                <w:rFonts w:ascii="微软雅黑" w:eastAsia="微软雅黑" w:hAnsi="微软雅黑" w:cs="微软雅黑" w:hint="eastAsia"/>
                 <w:kern w:val="0"/>
                 <w:sz w:val="24"/>
                 <w:szCs w:val="24"/>
@@ -89,7 +222,7 @@
             </w:pPr>
             <w:r>
               <w:rPr>
-                <w:rFonts w:ascii="微软雅黑" w:hAnsi="微软雅黑" w:eastAsia="微软雅黑" w:cs="微软雅黑"/>
+                <w:rFonts w:ascii="微软雅黑" w:eastAsia="微软雅黑" w:hAnsi="微软雅黑" w:cs="微软雅黑"/>
                 <w:sz w:val="24"/>
                 <w:szCs w:val="24"/>
               </w:rPr>
@@ -98,44 +231,28 @@
           </w:p>
         </w:tc>
       </w:tr>
-      <w:tr ns2:paraId="30AC3AC9">
-        <w:tblPrEx>
-          <w:tblBorders>
-            <w:top w:val="single" w:color="000000" w:themeColor="text1" w:sz="4" w:space="0"/>
-            <w:left w:val="single" w:color="000000" w:themeColor="text1" w:sz="4" w:space="0"/>
-            <w:bottom w:val="single" w:color="000000" w:themeColor="text1" w:sz="4" w:space="0"/>
-            <w:right w:val="single" w:color="000000" w:themeColor="text1" w:sz="4" w:space="0"/>
-            <w:insideH w:val="single" w:color="000000" w:themeColor="text1" w:sz="4" w:space="0"/>
-            <w:insideV w:val="single" w:color="000000" w:themeColor="text1" w:sz="4" w:space="0"/>
-          </w:tblBorders>
-          <w:tblCellMar>
-            <w:top w:w="0" w:type="dxa"/>
-            <w:left w:w="108" w:type="dxa"/>
-            <w:bottom w:w="0" w:type="dxa"/>
-            <w:right w:w="108" w:type="dxa"/>
-          </w:tblCellMar>
-        </w:tblPrEx>
+      <w:tr>
         <w:trPr>
-          <w:trHeight w:val="680" w:hRule="atLeast"/>
+          <w:trHeight w:val="680"/>
         </w:trPr>
         <w:tc>
           <w:tcPr>
             <w:tcW w:w="1526" w:type="dxa"/>
             <w:vAlign w:val="center"/>
           </w:tcPr>
-          <w:p ns2:paraId="55A0B9C2">
+          <w:p>
             <w:pPr>
               <w:jc w:val="center"/>
               <w:rPr>
-                <w:rFonts w:ascii="微软雅黑" w:hAnsi="微软雅黑" w:eastAsia="微软雅黑" w:cs="微软雅黑"/>
-                <w:kern w:val="0"/>
-                <w:sz w:val="24"/>
-                <w:szCs w:val="24"/>
-              </w:rPr>
-            </w:pPr>
-            <w:r>
-              <w:rPr>
-                <w:rFonts w:hint="eastAsia" w:ascii="微软雅黑" w:hAnsi="微软雅黑" w:eastAsia="微软雅黑" w:cs="微软雅黑"/>
+                <w:rFonts w:ascii="微软雅黑" w:eastAsia="微软雅黑" w:hAnsi="微软雅黑" w:cs="微软雅黑" w:hint="eastAsia"/>
+                <w:kern w:val="0"/>
+                <w:sz w:val="24"/>
+                <w:szCs w:val="24"/>
+              </w:rPr>
+            </w:pPr>
+            <w:r>
+              <w:rPr>
+                <w:rFonts w:ascii="微软雅黑" w:eastAsia="微软雅黑" w:hAnsi="微软雅黑" w:cs="微软雅黑" w:hint="eastAsia"/>
                 <w:kern w:val="0"/>
                 <w:sz w:val="24"/>
                 <w:szCs w:val="24"/>
@@ -156,7 +273,7 @@
             </w:pPr>
             <w:r>
               <w:rPr>
-                <w:rFonts w:ascii="微软雅黑" w:hAnsi="微软雅黑" w:eastAsia="微软雅黑" w:cs="微软雅黑"/>
+                <w:rFonts w:ascii="微软雅黑" w:eastAsia="微软雅黑" w:hAnsi="微软雅黑" w:cs="微软雅黑"/>
                 <w:sz w:val="24"/>
                 <w:szCs w:val="24"/>
               </w:rPr>
@@ -165,44 +282,28 @@
           </w:p>
         </w:tc>
       </w:tr>
-      <w:tr ns2:paraId="2AC0CDD6">
-        <w:tblPrEx>
-          <w:tblBorders>
-            <w:top w:val="single" w:color="000000" w:themeColor="text1" w:sz="4" w:space="0"/>
-            <w:left w:val="single" w:color="000000" w:themeColor="text1" w:sz="4" w:space="0"/>
-            <w:bottom w:val="single" w:color="000000" w:themeColor="text1" w:sz="4" w:space="0"/>
-            <w:right w:val="single" w:color="000000" w:themeColor="text1" w:sz="4" w:space="0"/>
-            <w:insideH w:val="single" w:color="000000" w:themeColor="text1" w:sz="4" w:space="0"/>
-            <w:insideV w:val="single" w:color="000000" w:themeColor="text1" w:sz="4" w:space="0"/>
-          </w:tblBorders>
-          <w:tblCellMar>
-            <w:top w:w="0" w:type="dxa"/>
-            <w:left w:w="108" w:type="dxa"/>
-            <w:bottom w:w="0" w:type="dxa"/>
-            <w:right w:w="108" w:type="dxa"/>
-          </w:tblCellMar>
-        </w:tblPrEx>
+      <w:tr>
         <w:trPr>
-          <w:trHeight w:val="690" w:hRule="atLeast"/>
+          <w:trHeight w:val="690"/>
         </w:trPr>
         <w:tc>
           <w:tcPr>
             <w:tcW w:w="1526" w:type="dxa"/>
             <w:vAlign w:val="center"/>
           </w:tcPr>
-          <w:p ns2:paraId="2ED8267A">
+          <w:p>
             <w:pPr>
               <w:jc w:val="center"/>
               <w:rPr>
-                <w:rFonts w:ascii="微软雅黑" w:hAnsi="微软雅黑" w:eastAsia="微软雅黑" w:cs="微软雅黑"/>
-                <w:kern w:val="0"/>
-                <w:sz w:val="24"/>
-                <w:szCs w:val="24"/>
-              </w:rPr>
-            </w:pPr>
-            <w:r>
-              <w:rPr>
-                <w:rFonts w:hint="eastAsia" w:ascii="微软雅黑" w:hAnsi="微软雅黑" w:eastAsia="微软雅黑" w:cs="微软雅黑"/>
+                <w:rFonts w:ascii="微软雅黑" w:eastAsia="微软雅黑" w:hAnsi="微软雅黑" w:cs="微软雅黑" w:hint="eastAsia"/>
+                <w:kern w:val="0"/>
+                <w:sz w:val="24"/>
+                <w:szCs w:val="24"/>
+              </w:rPr>
+            </w:pPr>
+            <w:r>
+              <w:rPr>
+                <w:rFonts w:ascii="微软雅黑" w:eastAsia="微软雅黑" w:hAnsi="微软雅黑" w:cs="微软雅黑" w:hint="eastAsia"/>
                 <w:kern w:val="0"/>
                 <w:sz w:val="24"/>
                 <w:szCs w:val="24"/>
@@ -222,7 +323,7 @@
             </w:pPr>
             <w:r>
               <w:rPr>
-                <w:rFonts w:ascii="微软雅黑" w:hAnsi="微软雅黑" w:eastAsia="微软雅黑" w:cs="微软雅黑"/>
+                <w:rFonts w:ascii="微软雅黑" w:eastAsia="微软雅黑" w:hAnsi="微软雅黑" w:cs="微软雅黑"/>
                 <w:sz w:val="24"/>
                 <w:szCs w:val="24"/>
               </w:rPr>
@@ -235,19 +336,19 @@
             <w:tcW w:w="1418" w:type="dxa"/>
             <w:vAlign w:val="center"/>
           </w:tcPr>
-          <w:p ns2:paraId="5C7BEAAC">
+          <w:p>
             <w:pPr>
               <w:jc w:val="center"/>
               <w:rPr>
-                <w:rFonts w:ascii="微软雅黑" w:hAnsi="微软雅黑" w:eastAsia="微软雅黑" w:cs="微软雅黑"/>
-                <w:kern w:val="0"/>
-                <w:sz w:val="24"/>
-                <w:szCs w:val="24"/>
-              </w:rPr>
-            </w:pPr>
-            <w:r>
-              <w:rPr>
-                <w:rFonts w:hint="eastAsia" w:ascii="微软雅黑" w:hAnsi="微软雅黑" w:eastAsia="微软雅黑" w:cs="微软雅黑"/>
+                <w:rFonts w:ascii="微软雅黑" w:eastAsia="微软雅黑" w:hAnsi="微软雅黑" w:cs="微软雅黑" w:hint="eastAsia"/>
+                <w:kern w:val="0"/>
+                <w:sz w:val="24"/>
+                <w:szCs w:val="24"/>
+              </w:rPr>
+            </w:pPr>
+            <w:r>
+              <w:rPr>
+                <w:rFonts w:ascii="微软雅黑" w:eastAsia="微软雅黑" w:hAnsi="微软雅黑" w:cs="微软雅黑" w:hint="eastAsia"/>
                 <w:kern w:val="0"/>
                 <w:sz w:val="24"/>
                 <w:szCs w:val="24"/>
@@ -268,7 +369,7 @@
             </w:pPr>
             <w:r>
               <w:rPr>
-                <w:rFonts w:ascii="微软雅黑" w:hAnsi="微软雅黑" w:eastAsia="微软雅黑" w:cs="微软雅黑"/>
+                <w:rFonts w:ascii="微软雅黑" w:eastAsia="微软雅黑" w:hAnsi="微软雅黑" w:cs="微软雅黑"/>
                 <w:sz w:val="24"/>
                 <w:szCs w:val="24"/>
               </w:rPr>
@@ -277,44 +378,28 @@
           </w:p>
         </w:tc>
       </w:tr>
-      <w:tr ns2:paraId="4E2E6385">
-        <w:tblPrEx>
-          <w:tblBorders>
-            <w:top w:val="single" w:color="000000" w:themeColor="text1" w:sz="4" w:space="0"/>
-            <w:left w:val="single" w:color="000000" w:themeColor="text1" w:sz="4" w:space="0"/>
-            <w:bottom w:val="single" w:color="000000" w:themeColor="text1" w:sz="4" w:space="0"/>
-            <w:right w:val="single" w:color="000000" w:themeColor="text1" w:sz="4" w:space="0"/>
-            <w:insideH w:val="single" w:color="000000" w:themeColor="text1" w:sz="4" w:space="0"/>
-            <w:insideV w:val="single" w:color="000000" w:themeColor="text1" w:sz="4" w:space="0"/>
-          </w:tblBorders>
-          <w:tblCellMar>
-            <w:top w:w="0" w:type="dxa"/>
-            <w:left w:w="108" w:type="dxa"/>
-            <w:bottom w:w="0" w:type="dxa"/>
-            <w:right w:w="108" w:type="dxa"/>
-          </w:tblCellMar>
-        </w:tblPrEx>
+      <w:tr>
         <w:trPr>
-          <w:trHeight w:val="680" w:hRule="atLeast"/>
+          <w:trHeight w:val="680"/>
         </w:trPr>
         <w:tc>
           <w:tcPr>
             <w:tcW w:w="1526" w:type="dxa"/>
             <w:vAlign w:val="center"/>
           </w:tcPr>
-          <w:p ns2:paraId="679C5247">
+          <w:p>
             <w:pPr>
               <w:jc w:val="center"/>
               <w:rPr>
-                <w:rFonts w:ascii="微软雅黑" w:hAnsi="微软雅黑" w:eastAsia="微软雅黑" w:cs="微软雅黑"/>
-                <w:kern w:val="0"/>
-                <w:sz w:val="24"/>
-                <w:szCs w:val="24"/>
-              </w:rPr>
-            </w:pPr>
-            <w:r>
-              <w:rPr>
-                <w:rFonts w:hint="eastAsia" w:ascii="微软雅黑" w:hAnsi="微软雅黑" w:eastAsia="微软雅黑" w:cs="微软雅黑"/>
+                <w:rFonts w:ascii="微软雅黑" w:eastAsia="微软雅黑" w:hAnsi="微软雅黑" w:cs="微软雅黑" w:hint="eastAsia"/>
+                <w:kern w:val="0"/>
+                <w:sz w:val="24"/>
+                <w:szCs w:val="24"/>
+              </w:rPr>
+            </w:pPr>
+            <w:r>
+              <w:rPr>
+                <w:rFonts w:ascii="微软雅黑" w:eastAsia="微软雅黑" w:hAnsi="微软雅黑" w:cs="微软雅黑" w:hint="eastAsia"/>
                 <w:kern w:val="0"/>
                 <w:sz w:val="24"/>
                 <w:szCs w:val="24"/>
@@ -332,13 +417,23 @@
             <w:pPr>
               <w:spacing w:after="120" w:line="360" w:lineRule="auto"/>
             </w:pPr>
-            <w:r>
-              <w:rPr>
-                <w:rFonts w:ascii="微软雅黑" w:hAnsi="微软雅黑" w:eastAsia="微软雅黑" w:cs="微软雅黑"/>
-                <w:sz w:val="24"/>
-                <w:szCs w:val="24"/>
-              </w:rPr>
-              <w:t>理四-424</w:t>
+            <w:proofErr w:type="gramStart"/>
+            <w:r>
+              <w:rPr>
+                <w:rFonts w:ascii="微软雅黑" w:eastAsia="微软雅黑" w:hAnsi="微软雅黑" w:cs="微软雅黑"/>
+                <w:sz w:val="24"/>
+                <w:szCs w:val="24"/>
+              </w:rPr>
+              <w:t>理四</w:t>
+            </w:r>
+            <w:proofErr w:type="gramEnd"/>
+            <w:r>
+              <w:rPr>
+                <w:rFonts w:ascii="微软雅黑" w:eastAsia="微软雅黑" w:hAnsi="微软雅黑" w:cs="微软雅黑"/>
+                <w:sz w:val="24"/>
+                <w:szCs w:val="24"/>
+              </w:rPr>
+              <w:t>-424</w:t>
             </w:r>
           </w:p>
         </w:tc>
@@ -347,19 +442,19 @@
             <w:tcW w:w="1418" w:type="dxa"/>
             <w:vAlign w:val="center"/>
           </w:tcPr>
-          <w:p ns2:paraId="71DF8929">
+          <w:p>
             <w:pPr>
               <w:jc w:val="center"/>
               <w:rPr>
-                <w:rFonts w:ascii="微软雅黑" w:hAnsi="微软雅黑" w:eastAsia="微软雅黑" w:cs="微软雅黑"/>
-                <w:kern w:val="0"/>
-                <w:sz w:val="24"/>
-                <w:szCs w:val="24"/>
-              </w:rPr>
-            </w:pPr>
-            <w:r>
-              <w:rPr>
-                <w:rFonts w:hint="eastAsia" w:ascii="微软雅黑" w:hAnsi="微软雅黑" w:eastAsia="微软雅黑" w:cs="微软雅黑"/>
+                <w:rFonts w:ascii="微软雅黑" w:eastAsia="微软雅黑" w:hAnsi="微软雅黑" w:cs="微软雅黑" w:hint="eastAsia"/>
+                <w:kern w:val="0"/>
+                <w:sz w:val="24"/>
+                <w:szCs w:val="24"/>
+              </w:rPr>
+            </w:pPr>
+            <w:r>
+              <w:rPr>
+                <w:rFonts w:ascii="微软雅黑" w:eastAsia="微软雅黑" w:hAnsi="微软雅黑" w:cs="微软雅黑" w:hint="eastAsia"/>
                 <w:kern w:val="0"/>
                 <w:sz w:val="24"/>
                 <w:szCs w:val="24"/>
@@ -380,7 +475,7 @@
             </w:pPr>
             <w:r>
               <w:rPr>
-                <w:rFonts w:ascii="微软雅黑" w:hAnsi="微软雅黑" w:eastAsia="微软雅黑" w:cs="微软雅黑"/>
+                <w:rFonts w:ascii="微软雅黑" w:eastAsia="微软雅黑" w:hAnsi="微软雅黑" w:cs="微软雅黑"/>
                 <w:sz w:val="24"/>
                 <w:szCs w:val="24"/>
               </w:rPr>
@@ -389,44 +484,28 @@
           </w:p>
         </w:tc>
       </w:tr>
-      <w:tr ns2:paraId="2EE2D24E">
-        <w:tblPrEx>
-          <w:tblBorders>
-            <w:top w:val="single" w:color="000000" w:themeColor="text1" w:sz="4" w:space="0"/>
-            <w:left w:val="single" w:color="000000" w:themeColor="text1" w:sz="4" w:space="0"/>
-            <w:bottom w:val="single" w:color="000000" w:themeColor="text1" w:sz="4" w:space="0"/>
-            <w:right w:val="single" w:color="000000" w:themeColor="text1" w:sz="4" w:space="0"/>
-            <w:insideH w:val="single" w:color="000000" w:themeColor="text1" w:sz="4" w:space="0"/>
-            <w:insideV w:val="single" w:color="000000" w:themeColor="text1" w:sz="4" w:space="0"/>
-          </w:tblBorders>
-          <w:tblCellMar>
-            <w:top w:w="0" w:type="dxa"/>
-            <w:left w:w="108" w:type="dxa"/>
-            <w:bottom w:w="0" w:type="dxa"/>
-            <w:right w:w="108" w:type="dxa"/>
-          </w:tblCellMar>
-        </w:tblPrEx>
+      <w:tr>
         <w:trPr>
-          <w:trHeight w:val="8504" w:hRule="atLeast"/>
+          <w:trHeight w:val="8504"/>
         </w:trPr>
         <w:tc>
           <w:tcPr>
             <w:tcW w:w="1526" w:type="dxa"/>
             <w:vAlign w:val="center"/>
           </w:tcPr>
-          <w:p ns2:paraId="3C9EB232">
+          <w:p>
             <w:pPr>
               <w:jc w:val="center"/>
               <w:rPr>
-                <w:rFonts w:ascii="微软雅黑" w:hAnsi="微软雅黑" w:eastAsia="微软雅黑" w:cs="微软雅黑"/>
-                <w:kern w:val="0"/>
-                <w:sz w:val="24"/>
-                <w:szCs w:val="24"/>
-              </w:rPr>
-            </w:pPr>
-            <w:r>
-              <w:rPr>
-                <w:rFonts w:hint="eastAsia" w:ascii="微软雅黑" w:hAnsi="微软雅黑" w:eastAsia="微软雅黑" w:cs="微软雅黑"/>
+                <w:rFonts w:ascii="微软雅黑" w:eastAsia="微软雅黑" w:hAnsi="微软雅黑" w:cs="微软雅黑" w:hint="eastAsia"/>
+                <w:kern w:val="0"/>
+                <w:sz w:val="24"/>
+                <w:szCs w:val="24"/>
+              </w:rPr>
+            </w:pPr>
+            <w:r>
+              <w:rPr>
+                <w:rFonts w:ascii="微软雅黑" w:eastAsia="微软雅黑" w:hAnsi="微软雅黑" w:cs="微软雅黑" w:hint="eastAsia"/>
                 <w:kern w:val="0"/>
                 <w:sz w:val="24"/>
                 <w:szCs w:val="24"/>
@@ -434,19 +513,19 @@
               <w:t>会</w:t>
             </w:r>
           </w:p>
-          <w:p ns2:paraId="3BD1B39E">
+          <w:p>
             <w:pPr>
               <w:jc w:val="center"/>
               <w:rPr>
-                <w:rFonts w:ascii="微软雅黑" w:hAnsi="微软雅黑" w:eastAsia="微软雅黑" w:cs="微软雅黑"/>
-                <w:kern w:val="0"/>
-                <w:sz w:val="24"/>
-                <w:szCs w:val="24"/>
-              </w:rPr>
-            </w:pPr>
-            <w:r>
-              <w:rPr>
-                <w:rFonts w:hint="eastAsia" w:ascii="微软雅黑" w:hAnsi="微软雅黑" w:eastAsia="微软雅黑" w:cs="微软雅黑"/>
+                <w:rFonts w:ascii="微软雅黑" w:eastAsia="微软雅黑" w:hAnsi="微软雅黑" w:cs="微软雅黑" w:hint="eastAsia"/>
+                <w:kern w:val="0"/>
+                <w:sz w:val="24"/>
+                <w:szCs w:val="24"/>
+              </w:rPr>
+            </w:pPr>
+            <w:r>
+              <w:rPr>
+                <w:rFonts w:ascii="微软雅黑" w:eastAsia="微软雅黑" w:hAnsi="微软雅黑" w:cs="微软雅黑" w:hint="eastAsia"/>
                 <w:kern w:val="0"/>
                 <w:sz w:val="24"/>
                 <w:szCs w:val="24"/>
@@ -454,19 +533,19 @@
               <w:t>议</w:t>
             </w:r>
           </w:p>
-          <w:p ns2:paraId="1C400A69">
+          <w:p>
             <w:pPr>
               <w:jc w:val="center"/>
               <w:rPr>
-                <w:rFonts w:ascii="微软雅黑" w:hAnsi="微软雅黑" w:eastAsia="微软雅黑" w:cs="微软雅黑"/>
-                <w:kern w:val="0"/>
-                <w:sz w:val="24"/>
-                <w:szCs w:val="24"/>
-              </w:rPr>
-            </w:pPr>
-            <w:r>
-              <w:rPr>
-                <w:rFonts w:hint="eastAsia" w:ascii="微软雅黑" w:hAnsi="微软雅黑" w:eastAsia="微软雅黑" w:cs="微软雅黑"/>
+                <w:rFonts w:ascii="微软雅黑" w:eastAsia="微软雅黑" w:hAnsi="微软雅黑" w:cs="微软雅黑" w:hint="eastAsia"/>
+                <w:kern w:val="0"/>
+                <w:sz w:val="24"/>
+                <w:szCs w:val="24"/>
+              </w:rPr>
+            </w:pPr>
+            <w:r>
+              <w:rPr>
+                <w:rFonts w:ascii="微软雅黑" w:eastAsia="微软雅黑" w:hAnsi="微软雅黑" w:cs="微软雅黑" w:hint="eastAsia"/>
                 <w:kern w:val="0"/>
                 <w:sz w:val="24"/>
                 <w:szCs w:val="24"/>
@@ -474,19 +553,19 @@
               <w:t>主</w:t>
             </w:r>
           </w:p>
-          <w:p ns2:paraId="7359E8B4">
+          <w:p>
             <w:pPr>
               <w:jc w:val="center"/>
               <w:rPr>
-                <w:rFonts w:ascii="微软雅黑" w:hAnsi="微软雅黑" w:eastAsia="微软雅黑" w:cs="微软雅黑"/>
-                <w:kern w:val="0"/>
-                <w:sz w:val="24"/>
-                <w:szCs w:val="24"/>
-              </w:rPr>
-            </w:pPr>
-            <w:r>
-              <w:rPr>
-                <w:rFonts w:hint="eastAsia" w:ascii="微软雅黑" w:hAnsi="微软雅黑" w:eastAsia="微软雅黑" w:cs="微软雅黑"/>
+                <w:rFonts w:ascii="微软雅黑" w:eastAsia="微软雅黑" w:hAnsi="微软雅黑" w:cs="微软雅黑" w:hint="eastAsia"/>
+                <w:kern w:val="0"/>
+                <w:sz w:val="24"/>
+                <w:szCs w:val="24"/>
+              </w:rPr>
+            </w:pPr>
+            <w:r>
+              <w:rPr>
+                <w:rFonts w:ascii="微软雅黑" w:eastAsia="微软雅黑" w:hAnsi="微软雅黑" w:cs="微软雅黑" w:hint="eastAsia"/>
                 <w:kern w:val="0"/>
                 <w:sz w:val="24"/>
                 <w:szCs w:val="24"/>
@@ -494,19 +573,19 @@
               <w:t>要</w:t>
             </w:r>
           </w:p>
-          <w:p ns2:paraId="3C5F1EEF">
+          <w:p>
             <w:pPr>
               <w:jc w:val="center"/>
               <w:rPr>
-                <w:rFonts w:ascii="微软雅黑" w:hAnsi="微软雅黑" w:eastAsia="微软雅黑" w:cs="微软雅黑"/>
-                <w:kern w:val="0"/>
-                <w:sz w:val="24"/>
-                <w:szCs w:val="24"/>
-              </w:rPr>
-            </w:pPr>
-            <w:r>
-              <w:rPr>
-                <w:rFonts w:hint="eastAsia" w:ascii="微软雅黑" w:hAnsi="微软雅黑" w:eastAsia="微软雅黑" w:cs="微软雅黑"/>
+                <w:rFonts w:ascii="微软雅黑" w:eastAsia="微软雅黑" w:hAnsi="微软雅黑" w:cs="微软雅黑" w:hint="eastAsia"/>
+                <w:kern w:val="0"/>
+                <w:sz w:val="24"/>
+                <w:szCs w:val="24"/>
+              </w:rPr>
+            </w:pPr>
+            <w:r>
+              <w:rPr>
+                <w:rFonts w:ascii="微软雅黑" w:eastAsia="微软雅黑" w:hAnsi="微软雅黑" w:cs="微软雅黑" w:hint="eastAsia"/>
                 <w:kern w:val="0"/>
                 <w:sz w:val="24"/>
                 <w:szCs w:val="24"/>
@@ -514,19 +593,19 @@
               <w:t>内</w:t>
             </w:r>
           </w:p>
-          <w:p ns2:paraId="36BE8651">
+          <w:p>
             <w:pPr>
               <w:jc w:val="center"/>
               <w:rPr>
-                <w:rFonts w:ascii="微软雅黑" w:hAnsi="微软雅黑" w:eastAsia="微软雅黑" w:cs="微软雅黑"/>
-                <w:kern w:val="0"/>
-                <w:sz w:val="24"/>
-                <w:szCs w:val="24"/>
-              </w:rPr>
-            </w:pPr>
-            <w:r>
-              <w:rPr>
-                <w:rFonts w:hint="eastAsia" w:ascii="微软雅黑" w:hAnsi="微软雅黑" w:eastAsia="微软雅黑" w:cs="微软雅黑"/>
+                <w:rFonts w:ascii="微软雅黑" w:eastAsia="微软雅黑" w:hAnsi="微软雅黑" w:cs="微软雅黑" w:hint="eastAsia"/>
+                <w:kern w:val="0"/>
+                <w:sz w:val="24"/>
+                <w:szCs w:val="24"/>
+              </w:rPr>
+            </w:pPr>
+            <w:r>
+              <w:rPr>
+                <w:rFonts w:ascii="微软雅黑" w:eastAsia="微软雅黑" w:hAnsi="微软雅黑" w:cs="微软雅黑" w:hint="eastAsia"/>
                 <w:kern w:val="0"/>
                 <w:sz w:val="24"/>
                 <w:szCs w:val="24"/>
@@ -543,12 +622,11 @@
           </w:tcPr>
           <w:p>
             <w:pPr>
-              <w:spacing w:after="0" w:line="360" w:lineRule="auto"/>
-              <w:jc w:val="both"/>
-            </w:pPr>
-            <w:r>
-              <w:rPr>
-                <w:rFonts w:ascii="宋体" w:hAnsi="宋体" w:eastAsia="宋体" w:cs="宋体"/>
+              <w:spacing w:line="360" w:lineRule="auto"/>
+            </w:pPr>
+            <w:r>
+              <w:rPr>
+                <w:rFonts w:ascii="宋体" w:eastAsia="宋体" w:hAnsi="宋体" w:cs="宋体"/>
                 <w:b/>
                 <w:sz w:val="28"/>
                 <w:szCs w:val="28"/>
@@ -563,7 +641,7 @@
             </w:pPr>
             <w:r>
               <w:rPr>
-                <w:rFonts w:ascii="宋体" w:hAnsi="宋体" w:eastAsia="宋体" w:cs="宋体"/>
+                <w:rFonts w:ascii="宋体" w:eastAsia="宋体" w:hAnsi="宋体" w:cs="宋体"/>
                 <w:sz w:val="24"/>
                 <w:szCs w:val="24"/>
               </w:rPr>
@@ -577,11 +655,29 @@
             </w:pPr>
             <w:r>
               <w:rPr>
-                <w:rFonts w:ascii="宋体" w:hAnsi="宋体" w:eastAsia="宋体" w:cs="宋体"/>
-                <w:sz w:val="24"/>
-                <w:szCs w:val="24"/>
-              </w:rPr>
-              <w:t>2. 上周任务复盘评分82分。需求范围界定较清晰，核心功能边界已初步稳定；不足在于问卷问题仍偏宽泛，访谈对象覆盖不够均衡，学生、教师、管理员三类用户的需求差异记录还需细化。</w:t>
+                <w:rFonts w:ascii="宋体" w:eastAsia="宋体" w:hAnsi="宋体" w:cs="宋体"/>
+                <w:sz w:val="24"/>
+                <w:szCs w:val="24"/>
+              </w:rPr>
+              <w:t>2. 上周任务复盘评分82分。需求范围</w:t>
+            </w:r>
+            <w:proofErr w:type="gramStart"/>
+            <w:r>
+              <w:rPr>
+                <w:rFonts w:ascii="宋体" w:eastAsia="宋体" w:hAnsi="宋体" w:cs="宋体"/>
+                <w:sz w:val="24"/>
+                <w:szCs w:val="24"/>
+              </w:rPr>
+              <w:t>界定较</w:t>
+            </w:r>
+            <w:proofErr w:type="gramEnd"/>
+            <w:r>
+              <w:rPr>
+                <w:rFonts w:ascii="宋体" w:eastAsia="宋体" w:hAnsi="宋体" w:cs="宋体"/>
+                <w:sz w:val="24"/>
+                <w:szCs w:val="24"/>
+              </w:rPr>
+              <w:t>清晰，核心功能边界已初步稳定；不足在于问卷问题仍偏宽泛，访谈对象覆盖不够均衡，学生、教师、管理员三类用户的需求差异记录还需细化。</w:t>
             </w:r>
           </w:p>
           <w:p>
@@ -591,7 +687,7 @@
             </w:pPr>
             <w:r>
               <w:rPr>
-                <w:rFonts w:ascii="宋体" w:hAnsi="宋体" w:eastAsia="宋体" w:cs="宋体"/>
+                <w:rFonts w:ascii="宋体" w:eastAsia="宋体" w:hAnsi="宋体" w:cs="宋体"/>
                 <w:sz w:val="24"/>
                 <w:szCs w:val="24"/>
               </w:rPr>
@@ -605,7 +701,7 @@
             </w:pPr>
             <w:r>
               <w:rPr>
-                <w:rFonts w:ascii="宋体" w:hAnsi="宋体" w:eastAsia="宋体" w:cs="宋体"/>
+                <w:rFonts w:ascii="宋体" w:eastAsia="宋体" w:hAnsi="宋体" w:cs="宋体"/>
                 <w:sz w:val="24"/>
                 <w:szCs w:val="24"/>
               </w:rPr>
@@ -614,12 +710,11 @@
           </w:p>
           <w:p>
             <w:pPr>
-              <w:spacing w:after="0" w:line="360" w:lineRule="auto"/>
-              <w:jc w:val="both"/>
-            </w:pPr>
-            <w:r>
-              <w:rPr>
-                <w:rFonts w:ascii="宋体" w:hAnsi="宋体" w:eastAsia="宋体" w:cs="宋体"/>
+              <w:spacing w:line="360" w:lineRule="auto"/>
+            </w:pPr>
+            <w:r>
+              <w:rPr>
+                <w:rFonts w:ascii="宋体" w:eastAsia="宋体" w:hAnsi="宋体" w:cs="宋体"/>
                 <w:b/>
                 <w:sz w:val="28"/>
                 <w:szCs w:val="28"/>
@@ -634,7 +729,7 @@
             </w:pPr>
             <w:r>
               <w:rPr>
-                <w:rFonts w:ascii="宋体" w:hAnsi="宋体" w:eastAsia="宋体" w:cs="宋体"/>
+                <w:rFonts w:ascii="宋体" w:eastAsia="宋体" w:hAnsi="宋体" w:cs="宋体"/>
                 <w:sz w:val="24"/>
                 <w:szCs w:val="24"/>
               </w:rPr>
@@ -648,7 +743,7 @@
             </w:pPr>
             <w:r>
               <w:rPr>
-                <w:rFonts w:ascii="宋体" w:hAnsi="宋体" w:eastAsia="宋体" w:cs="宋体"/>
+                <w:rFonts w:ascii="宋体" w:eastAsia="宋体" w:hAnsi="宋体" w:cs="宋体"/>
                 <w:sz w:val="24"/>
                 <w:szCs w:val="24"/>
               </w:rPr>
@@ -662,7 +757,7 @@
             </w:pPr>
             <w:r>
               <w:rPr>
-                <w:rFonts w:ascii="宋体" w:hAnsi="宋体" w:eastAsia="宋体" w:cs="宋体"/>
+                <w:rFonts w:ascii="宋体" w:eastAsia="宋体" w:hAnsi="宋体" w:cs="宋体"/>
                 <w:sz w:val="24"/>
                 <w:szCs w:val="24"/>
               </w:rPr>
@@ -676,7 +771,7 @@
             </w:pPr>
             <w:r>
               <w:rPr>
-                <w:rFonts w:ascii="宋体" w:hAnsi="宋体" w:eastAsia="宋体" w:cs="宋体"/>
+                <w:rFonts w:ascii="宋体" w:eastAsia="宋体" w:hAnsi="宋体" w:cs="宋体"/>
                 <w:sz w:val="24"/>
                 <w:szCs w:val="24"/>
               </w:rPr>
@@ -690,7 +785,7 @@
             </w:pPr>
             <w:r>
               <w:rPr>
-                <w:rFonts w:ascii="宋体" w:hAnsi="宋体" w:eastAsia="宋体" w:cs="宋体"/>
+                <w:rFonts w:ascii="宋体" w:eastAsia="宋体" w:hAnsi="宋体" w:cs="宋体"/>
                 <w:sz w:val="24"/>
                 <w:szCs w:val="24"/>
               </w:rPr>
@@ -699,12 +794,11 @@
           </w:p>
           <w:p>
             <w:pPr>
-              <w:spacing w:after="0" w:line="360" w:lineRule="auto"/>
-              <w:jc w:val="both"/>
-            </w:pPr>
-            <w:r>
-              <w:rPr>
-                <w:rFonts w:ascii="宋体" w:hAnsi="宋体" w:eastAsia="宋体" w:cs="宋体"/>
+              <w:spacing w:line="360" w:lineRule="auto"/>
+            </w:pPr>
+            <w:r>
+              <w:rPr>
+                <w:rFonts w:ascii="宋体" w:eastAsia="宋体" w:hAnsi="宋体" w:cs="宋体"/>
                 <w:b/>
                 <w:sz w:val="28"/>
                 <w:szCs w:val="28"/>
@@ -719,57 +813,43 @@
             </w:pPr>
             <w:r>
               <w:rPr>
-                <w:rFonts w:ascii="宋体" w:hAnsi="宋体" w:eastAsia="宋体" w:cs="宋体"/>
-                <w:sz w:val="24"/>
-                <w:szCs w:val="24"/>
-              </w:rPr>
+                <w:rFonts w:ascii="宋体" w:eastAsia="宋体" w:hAnsi="宋体" w:cs="宋体"/>
+                <w:sz w:val="24"/>
+                <w:szCs w:val="24"/>
+              </w:rPr>
+              <w:lastRenderedPageBreak/>
               <w:t>需求材料必须对应到后续用例文档，不再单独堆积原始问题；用户分类按四类推进，如发现边界不清再调整。2026-04-19前完成问卷与访谈材料整理，2026-04-20前完成用户分类和需求条目初稿汇总。</w:t>
             </w:r>
           </w:p>
         </w:tc>
       </w:tr>
-      <w:tr ns2:paraId="3C1CDD00">
-        <w:tblPrEx>
-          <w:tblBorders>
-            <w:top w:val="single" w:color="000000" w:themeColor="text1" w:sz="4" w:space="0"/>
-            <w:left w:val="single" w:color="000000" w:themeColor="text1" w:sz="4" w:space="0"/>
-            <w:bottom w:val="single" w:color="000000" w:themeColor="text1" w:sz="4" w:space="0"/>
-            <w:right w:val="single" w:color="000000" w:themeColor="text1" w:sz="4" w:space="0"/>
-            <w:insideH w:val="single" w:color="000000" w:themeColor="text1" w:sz="4" w:space="0"/>
-            <w:insideV w:val="single" w:color="000000" w:themeColor="text1" w:sz="4" w:space="0"/>
-          </w:tblBorders>
-          <w:tblCellMar>
-            <w:top w:w="0" w:type="dxa"/>
-            <w:left w:w="108" w:type="dxa"/>
-            <w:bottom w:w="0" w:type="dxa"/>
-            <w:right w:w="108" w:type="dxa"/>
-          </w:tblCellMar>
-        </w:tblPrEx>
+      <w:tr>
         <w:trPr>
-          <w:trHeight w:val="1814" w:hRule="atLeast"/>
+          <w:trHeight w:val="1814"/>
         </w:trPr>
         <w:tc>
           <w:tcPr>
             <w:tcW w:w="1526" w:type="dxa"/>
             <w:vAlign w:val="center"/>
           </w:tcPr>
-          <w:p ns2:paraId="49298606">
+          <w:p>
             <w:pPr>
               <w:jc w:val="center"/>
               <w:rPr>
-                <w:rFonts w:ascii="微软雅黑" w:hAnsi="微软雅黑" w:eastAsia="微软雅黑" w:cs="微软雅黑"/>
-                <w:kern w:val="0"/>
-                <w:sz w:val="24"/>
-                <w:szCs w:val="24"/>
-              </w:rPr>
-            </w:pPr>
-            <w:r>
-              <w:rPr>
-                <w:rFonts w:hint="eastAsia" w:ascii="微软雅黑" w:hAnsi="微软雅黑" w:eastAsia="微软雅黑" w:cs="微软雅黑"/>
-                <w:kern w:val="0"/>
-                <w:sz w:val="24"/>
-                <w:szCs w:val="24"/>
-              </w:rPr>
+                <w:rFonts w:ascii="微软雅黑" w:eastAsia="微软雅黑" w:hAnsi="微软雅黑" w:cs="微软雅黑" w:hint="eastAsia"/>
+                <w:kern w:val="0"/>
+                <w:sz w:val="24"/>
+                <w:szCs w:val="24"/>
+              </w:rPr>
+            </w:pPr>
+            <w:r>
+              <w:rPr>
+                <w:rFonts w:ascii="微软雅黑" w:eastAsia="微软雅黑" w:hAnsi="微软雅黑" w:cs="微软雅黑" w:hint="eastAsia"/>
+                <w:kern w:val="0"/>
+                <w:sz w:val="24"/>
+                <w:szCs w:val="24"/>
+              </w:rPr>
+              <w:lastRenderedPageBreak/>
               <w:t>备注</w:t>
             </w:r>
           </w:p>
@@ -786,7 +866,7 @@
             </w:pPr>
             <w:r>
               <w:rPr>
-                <w:rFonts w:ascii="微软雅黑" w:hAnsi="微软雅黑" w:eastAsia="微软雅黑" w:cs="微软雅黑"/>
+                <w:rFonts w:ascii="微软雅黑" w:eastAsia="微软雅黑" w:hAnsi="微软雅黑" w:cs="微软雅黑"/>
                 <w:sz w:val="24"/>
                 <w:szCs w:val="24"/>
               </w:rPr>
@@ -796,174 +876,25 @@
         </w:tc>
       </w:tr>
     </w:tbl>
-    <w:p ns2:paraId="1BB0573E">
-      <w:r>
-        <w:rPr>
-          <w:rFonts w:ascii="微软雅黑" w:hAnsi="微软雅黑" w:eastAsia="微软雅黑" w:cs="微软雅黑"/>
-          <w:kern w:val="0"/>
-          <w:sz w:val="20"/>
-          <w:szCs w:val="20"/>
-        </w:rPr>
-        <ns1:AlternateContent>
-          <ns1:Choice Requires="wps">
-            <w:drawing>
-              <ns3:anchor distT="0" distB="0" distL="114300" distR="114300" simplePos="0" relativeHeight="251659264" behindDoc="0" locked="0" layoutInCell="1" allowOverlap="1">
-                <ns3:simplePos x="0" y="0"/>
-                <ns3:positionH relativeFrom="column">
-                  <ns3:posOffset>-643890</ns3:posOffset>
-                </ns3:positionH>
-                <ns3:positionV relativeFrom="paragraph">
-                  <ns3:posOffset>-448945</ns3:posOffset>
-                </ns3:positionV>
-                <ns3:extent cx="6546850" cy="1010285"/>
-                <ns3:effectExtent l="0" t="0" r="0" b="0"/>
-                <ns3:wrapNone/>
-                <ns3:docPr id="20" name="文本框 20"/>
-                <ns3:cNvGraphicFramePr/>
-                <ns4:graphic>
-                  <ns4:graphicData uri="http://schemas.microsoft.com/office/word/2010/wordprocessingShape">
-                    <ns5:wsp>
-                      <ns5:cNvSpPr txBox="1"/>
-                      <ns5:spPr>
-                        <ns4:xfrm>
-                          <ns4:off x="0" y="0"/>
-                          <ns4:ext cx="6546850" cy="1010285"/>
-                        </ns4:xfrm>
-                        <ns4:prstGeom prst="rect">
-                          <ns4:avLst/>
-                        </ns4:prstGeom>
-                        <ns4:noFill/>
-                        <ns4:ln w="6350">
-                          <ns4:noFill/>
-                        </ns4:ln>
-                        <ns4:effectLst/>
-                      </ns5:spPr>
-                      <ns5:style>
-                        <ns4:lnRef idx="0">
-                          <ns4:schemeClr val="accent1"/>
-                        </ns4:lnRef>
-                        <ns4:fillRef idx="0">
-                          <ns4:schemeClr val="accent1"/>
-                        </ns4:fillRef>
-                        <ns4:effectRef idx="0">
-                          <ns4:schemeClr val="accent1"/>
-                        </ns4:effectRef>
-                        <ns4:fontRef idx="minor">
-                          <ns4:schemeClr val="dk1"/>
-                        </ns4:fontRef>
-                      </ns5:style>
-                      <ns5:txbx>
-                        <w:txbxContent>
-                          <w:p ns2:paraId="518572BD">
-                            <w:pPr>
-                              <w:spacing w:after="156" w:afterLines="50"/>
-                              <w:jc w:val="center"/>
-                              <w:rPr>
-                                <w:rFonts w:ascii="宋体" w:hAnsi="宋体" w:eastAsia="宋体"/>
-                                <w:b/>
-                                <w:sz w:val="56"/>
-                                <w:szCs w:val="56"/>
-                              </w:rPr>
-                            </w:pPr>
-                            <w:r>
-                              <w:rPr>
-                                <w:rFonts w:hint="eastAsia" w:ascii="宋体" w:hAnsi="宋体" w:eastAsia="宋体"/>
-                                <w:b/>
-                                <w:sz w:val="56"/>
-                                <w:szCs w:val="56"/>
-                              </w:rPr>
-                              <w:t>会 议 纪 要</w:t>
-                            </w:r>
-                          </w:p>
-                          <w:p ns2:paraId="03EE037B">
-                            <w:pPr>
-                              <w:jc w:val="right"/>
-                              <w:rPr>
-                                <w:rFonts w:ascii="宋体" w:hAnsi="宋体" w:eastAsia="宋体"/>
-                                <w:b/>
-                                <w:sz w:val="20"/>
-                                <w:szCs w:val="21"/>
-                              </w:rPr>
-                            </w:pPr>
-                          </w:p>
-                        </w:txbxContent>
-                      </ns5:txbx>
-                      <ns5:bodyPr rot="0" spcFirstLastPara="0" vertOverflow="overflow" horzOverflow="overflow" vert="horz" wrap="square" lIns="91440" tIns="45720" rIns="91440" bIns="45720" numCol="1" spcCol="0" rtlCol="0" fromWordArt="0" anchor="t" anchorCtr="0" forceAA="0" compatLnSpc="1">
-                        <ns4:noAutofit/>
-                      </ns5:bodyPr>
-                    </ns5:wsp>
-                  </ns4:graphicData>
-                </ns4:graphic>
-              </ns3:anchor>
-            </w:drawing>
-          </ns1:Choice>
-          <ns1:Fallback>
-            <w:pict>
-              <ns6:shape id="_x0000_s1026" ns7:spid="_x0000_s1026" ns7:spt="202" type="#_x0000_t202" style="position:absolute;left:0pt;margin-left:-50.7pt;margin-top:-35.35pt;height:79.55pt;width:515.5pt;z-index:251659264;mso-width-relative:page;mso-height-relative:page;" filled="f" stroked="f" coordsize="21600,21600" ns7:gfxdata="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">
-                <ns6:fill on="f" focussize="0,0"/>
-                <ns6:stroke on="f" weight="0.5pt"/>
-                <ns6:imagedata ns7:title=""/>
-                <ns7:lock ns6:ext="edit" aspectratio="f"/>
-                <ns6:textbox>
-                  <w:txbxContent>
-                    <w:p ns2:paraId="518572BD">
-                      <w:pPr>
-                        <w:spacing w:after="156" w:afterLines="50"/>
-                        <w:jc w:val="center"/>
-                        <w:rPr>
-                          <w:rFonts w:ascii="宋体" w:hAnsi="宋体" w:eastAsia="宋体"/>
-                          <w:b/>
-                          <w:sz w:val="56"/>
-                          <w:szCs w:val="56"/>
-                        </w:rPr>
-                      </w:pPr>
-                      <w:r>
-                        <w:rPr>
-                          <w:rFonts w:hint="eastAsia" w:ascii="宋体" w:hAnsi="宋体" w:eastAsia="宋体"/>
-                          <w:b/>
-                          <w:sz w:val="56"/>
-                          <w:szCs w:val="56"/>
-                        </w:rPr>
-                        <w:t>会 议 纪 要</w:t>
-                      </w:r>
-                    </w:p>
-                    <w:p ns2:paraId="03EE037B">
-                      <w:pPr>
-                        <w:jc w:val="right"/>
-                        <w:rPr>
-                          <w:rFonts w:ascii="宋体" w:hAnsi="宋体" w:eastAsia="宋体"/>
-                          <w:b/>
-                          <w:sz w:val="20"/>
-                          <w:szCs w:val="21"/>
-                        </w:rPr>
-                      </w:pPr>
-                    </w:p>
-                  </w:txbxContent>
-                </ns6:textbox>
-              </ns6:shape>
-            </w:pict>
-          </ns1:Fallback>
-        </ns1:AlternateContent>
-      </w:r>
-    </w:p>
-    <w:p ns2:paraId="3A3E54E9"/>
+    <w:p/>
+    <w:p/>
     <w:sectPr>
       <w:pgSz w:w="11906" w:h="16838"/>
       <w:pgMar w:top="1440" w:right="1800" w:bottom="1440" w:left="1800" w:header="851" w:footer="992" w:gutter="0"/>
-      <w:cols w:space="425" w:num="1"/>
-      <w:docGrid w:type="lines" w:linePitch="312" w:charSpace="0"/>
+      <w:cols w:space="425"/>
+      <w:docGrid w:type="lines" w:linePitch="312"/>
     </w:sectPr>
   </w:body>
 </w:document>
 </file>
 
 <file path=word/numbering.xml><?xml version="1.0" encoding="utf-8"?>
-<w:numbering xmlns:wpc="http://schemas.microsoft.com/office/word/2010/wordprocessingCanvas" xmlns:mc="http://schemas.openxmlformats.org/markup-compatibility/2006" xmlns:o="urn:schemas-microsoft-com:office:office" xmlns:r="http://schemas.openxmlformats.org/officeDocument/2006/relationships" xmlns:m="http://schemas.openxmlformats.org/officeDocument/2006/math" xmlns:v="urn:schemas-microsoft-com:vml" xmlns:wp14="http://schemas.microsoft.com/office/word/2010/wordprocessingDrawing" xmlns:wp="http://schemas.openxmlformats.org/drawingml/2006/wordprocessingDrawing" xmlns:w10="urn:schemas-microsoft-com:office:word" xmlns:w="http://schemas.openxmlformats.org/wordprocessingml/2006/main" xmlns:w14="http://schemas.microsoft.com/office/word/2010/wordml" xmlns:wpg="http://schemas.microsoft.com/office/word/2010/wordprocessingGroup" xmlns:wpi="http://schemas.microsoft.com/office/word/2010/wordprocessingInk" xmlns:wne="http://schemas.microsoft.com/office/word/2006/wordml" xmlns:wps="http://schemas.microsoft.com/office/word/2010/wordprocessingShape" xmlns:wpsCustomData="http://www.wps.cn/officeDocument/2013/wpsCustomData" mc:Ignorable="w14 wp14">
-  <w:abstractNum w:abstractNumId="0">
+<w:numbering xmlns:wpc="http://schemas.microsoft.com/office/word/2010/wordprocessingCanvas" xmlns:cx="http://schemas.microsoft.com/office/drawing/2014/chartex" xmlns:cx1="http://schemas.microsoft.com/office/drawing/2015/9/8/chartex" xmlns:cx2="http://schemas.microsoft.com/office/drawing/2015/10/21/chartex" xmlns:cx3="http://schemas.microsoft.com/office/drawing/2016/5/9/chartex" xmlns:cx4="http://schemas.microsoft.com/office/drawing/2016/5/10/chartex" xmlns:cx5="http://schemas.microsoft.com/office/drawing/2016/5/11/chartex" xmlns:cx6="http://schemas.microsoft.com/office/drawing/2016/5/12/chartex" xmlns:cx7="http://schemas.microsoft.com/office/drawing/2016/5/13/chartex" xmlns:cx8="http://schemas.microsoft.com/office/drawing/2016/5/14/chartex" xmlns:mc="http://schemas.openxmlformats.org/markup-compatibility/2006" xmlns:aink="http://schemas.microsoft.com/office/drawing/2016/ink" xmlns:am3d="http://schemas.microsoft.com/office/drawing/2017/model3d" xmlns:o="urn:schemas-microsoft-com:office:office" xmlns:oel="http://schemas.microsoft.com/office/2019/extlst" xmlns:r="http://schemas.openxmlformats.org/officeDocument/2006/relationships" xmlns:m="http://schemas.openxmlformats.org/officeDocument/2006/math" xmlns:v="urn:schemas-microsoft-com:vml" xmlns:wp14="http://schemas.microsoft.com/office/word/2010/wordprocessingDrawing" xmlns:wp="http://schemas.openxmlformats.org/drawingml/2006/wordprocessingDrawing" xmlns:w10="urn:schemas-microsoft-com:office:word" xmlns:w="http://schemas.openxmlformats.org/wordprocessingml/2006/main" xmlns:w14="http://schemas.microsoft.com/office/word/2010/wordml" xmlns:w15="http://schemas.microsoft.com/office/word/2012/wordml" xmlns:w16cex="http://schemas.microsoft.com/office/word/2018/wordml/cex" xmlns:w16cid="http://schemas.microsoft.com/office/word/2016/wordml/cid" xmlns:w16="http://schemas.microsoft.com/office/word/2018/wordml" xmlns:w16du="http://schemas.microsoft.com/office/word/2023/wordml/word16du" xmlns:w16sdtdh="http://schemas.microsoft.com/office/word/2020/wordml/sdtdatahash" xmlns:w16sdtfl="http://schemas.microsoft.com/office/word/2024/wordml/sdtformatlock" xmlns:w16se="http://schemas.microsoft.com/office/word/2015/wordml/symex" xmlns:wpg="http://schemas.microsoft.com/office/word/2010/wordprocessingGroup" xmlns:wpi="http://schemas.microsoft.com/office/word/2010/wordprocessingInk" xmlns:wne="http://schemas.microsoft.com/office/word/2006/wordml" xmlns:wps="http://schemas.microsoft.com/office/word/2010/wordprocessingShape" mc:Ignorable="w14 w15 w16se w16cid w16 w16cex w16sdtdh w16sdtfl w16du wp14">
+  <w:abstractNum w:abstractNumId="0" w15:restartNumberingAfterBreak="0">
     <w:nsid w:val="95A28B94"/>
     <w:multiLevelType w:val="multilevel"/>
     <w:tmpl w:val="95A28B94"/>
-    <w:lvl w:ilvl="0" w:tentative="0">
+    <w:lvl w:ilvl="0">
       <w:start w:val="1"/>
       <w:numFmt w:val="decimal"/>
       <w:lvlText w:val="%1."/>
@@ -979,7 +910,7 @@
         <w:szCs w:val="24"/>
       </w:rPr>
     </w:lvl>
-    <w:lvl w:ilvl="1" w:tentative="0">
+    <w:lvl w:ilvl="1">
       <w:start w:val="1"/>
       <w:numFmt w:val="decimal"/>
       <w:lvlText w:val="%2."/>
@@ -995,7 +926,7 @@
         <w:szCs w:val="24"/>
       </w:rPr>
     </w:lvl>
-    <w:lvl w:ilvl="2" w:tentative="0">
+    <w:lvl w:ilvl="2">
       <w:start w:val="1"/>
       <w:numFmt w:val="decimal"/>
       <w:lvlText w:val="%3."/>
@@ -1011,7 +942,7 @@
         <w:szCs w:val="24"/>
       </w:rPr>
     </w:lvl>
-    <w:lvl w:ilvl="3" w:tentative="0">
+    <w:lvl w:ilvl="3">
       <w:start w:val="1"/>
       <w:numFmt w:val="decimal"/>
       <w:lvlText w:val="%4."/>
@@ -1027,7 +958,7 @@
         <w:szCs w:val="24"/>
       </w:rPr>
     </w:lvl>
-    <w:lvl w:ilvl="4" w:tentative="0">
+    <w:lvl w:ilvl="4">
       <w:start w:val="1"/>
       <w:numFmt w:val="decimal"/>
       <w:lvlText w:val="%5."/>
@@ -1043,7 +974,7 @@
         <w:szCs w:val="24"/>
       </w:rPr>
     </w:lvl>
-    <w:lvl w:ilvl="5" w:tentative="0">
+    <w:lvl w:ilvl="5">
       <w:start w:val="1"/>
       <w:numFmt w:val="decimal"/>
       <w:lvlText w:val="%6."/>
@@ -1059,7 +990,7 @@
         <w:szCs w:val="24"/>
       </w:rPr>
     </w:lvl>
-    <w:lvl w:ilvl="6" w:tentative="0">
+    <w:lvl w:ilvl="6">
       <w:start w:val="1"/>
       <w:numFmt w:val="decimal"/>
       <w:lvlText w:val="%7."/>
@@ -1075,7 +1006,7 @@
         <w:szCs w:val="24"/>
       </w:rPr>
     </w:lvl>
-    <w:lvl w:ilvl="7" w:tentative="0">
+    <w:lvl w:ilvl="7">
       <w:start w:val="1"/>
       <w:numFmt w:val="decimal"/>
       <w:lvlText w:val="%8."/>
@@ -1091,7 +1022,7 @@
         <w:szCs w:val="24"/>
       </w:rPr>
     </w:lvl>
-    <w:lvl w:ilvl="8" w:tentative="0">
+    <w:lvl w:ilvl="8">
       <w:start w:val="1"/>
       <w:numFmt w:val="decimal"/>
       <w:lvlText w:val="%9."/>
@@ -1108,11 +1039,11 @@
       </w:rPr>
     </w:lvl>
   </w:abstractNum>
-  <w:abstractNum w:abstractNumId="1">
+  <w:abstractNum w:abstractNumId="1" w15:restartNumberingAfterBreak="0">
     <w:nsid w:val="675627AA"/>
     <w:multiLevelType w:val="multilevel"/>
     <w:tmpl w:val="675627AA"/>
-    <w:lvl w:ilvl="0" w:tentative="0">
+    <w:lvl w:ilvl="0">
       <w:start w:val="1"/>
       <w:numFmt w:val="decimal"/>
       <w:lvlText w:val="%1."/>
@@ -1128,7 +1059,7 @@
         <w:szCs w:val="24"/>
       </w:rPr>
     </w:lvl>
-    <w:lvl w:ilvl="1" w:tentative="0">
+    <w:lvl w:ilvl="1">
       <w:start w:val="1"/>
       <w:numFmt w:val="decimal"/>
       <w:lvlText w:val="%2."/>
@@ -1144,7 +1075,7 @@
         <w:szCs w:val="24"/>
       </w:rPr>
     </w:lvl>
-    <w:lvl w:ilvl="2" w:tentative="0">
+    <w:lvl w:ilvl="2">
       <w:start w:val="1"/>
       <w:numFmt w:val="decimal"/>
       <w:lvlText w:val="%3."/>
@@ -1160,7 +1091,7 @@
         <w:szCs w:val="24"/>
       </w:rPr>
     </w:lvl>
-    <w:lvl w:ilvl="3" w:tentative="0">
+    <w:lvl w:ilvl="3">
       <w:start w:val="1"/>
       <w:numFmt w:val="decimal"/>
       <w:lvlText w:val="%4."/>
@@ -1176,7 +1107,7 @@
         <w:szCs w:val="24"/>
       </w:rPr>
     </w:lvl>
-    <w:lvl w:ilvl="4" w:tentative="0">
+    <w:lvl w:ilvl="4">
       <w:start w:val="1"/>
       <w:numFmt w:val="decimal"/>
       <w:lvlText w:val="%5."/>
@@ -1192,7 +1123,7 @@
         <w:szCs w:val="24"/>
       </w:rPr>
     </w:lvl>
-    <w:lvl w:ilvl="5" w:tentative="0">
+    <w:lvl w:ilvl="5">
       <w:start w:val="1"/>
       <w:numFmt w:val="decimal"/>
       <w:lvlText w:val="%6."/>
@@ -1208,7 +1139,7 @@
         <w:szCs w:val="24"/>
       </w:rPr>
     </w:lvl>
-    <w:lvl w:ilvl="6" w:tentative="0">
+    <w:lvl w:ilvl="6">
       <w:start w:val="1"/>
       <w:numFmt w:val="decimal"/>
       <w:lvlText w:val="%7."/>
@@ -1224,7 +1155,7 @@
         <w:szCs w:val="24"/>
       </w:rPr>
     </w:lvl>
-    <w:lvl w:ilvl="7" w:tentative="0">
+    <w:lvl w:ilvl="7">
       <w:start w:val="1"/>
       <w:numFmt w:val="decimal"/>
       <w:lvlText w:val="%8."/>
@@ -1240,7 +1171,7 @@
         <w:szCs w:val="24"/>
       </w:rPr>
     </w:lvl>
-    <w:lvl w:ilvl="8" w:tentative="0">
+    <w:lvl w:ilvl="8">
       <w:start w:val="1"/>
       <w:numFmt w:val="decimal"/>
       <w:lvlText w:val="%9."/>
@@ -1257,324 +1188,363 @@
       </w:rPr>
     </w:lvl>
   </w:abstractNum>
-  <w:num w:numId="1">
+  <w:num w:numId="1" w16cid:durableId="108934967">
     <w:abstractNumId w:val="1"/>
   </w:num>
-  <w:num w:numId="2">
+  <w:num w:numId="2" w16cid:durableId="1466195077">
     <w:abstractNumId w:val="0"/>
   </w:num>
 </w:numbering>
 </file>
 
 <file path=word/styles.xml><?xml version="1.0" encoding="utf-8"?>
-<w:styles xmlns:mc="http://schemas.openxmlformats.org/markup-compatibility/2006" xmlns:o="urn:schemas-microsoft-com:office:office" xmlns:r="http://schemas.openxmlformats.org/officeDocument/2006/relationships" xmlns:m="http://schemas.openxmlformats.org/officeDocument/2006/math" xmlns:v="urn:schemas-microsoft-com:vml" xmlns:w="http://schemas.openxmlformats.org/wordprocessingml/2006/main" xmlns:w14="http://schemas.microsoft.com/office/word/2010/wordml" xmlns:w10="urn:schemas-microsoft-com:office:word" xmlns:sl="http://schemas.openxmlformats.org/schemaLibrary/2006/main" xmlns:wpsCustomData="http://www.wps.cn/officeDocument/2013/wpsCustomData" mc:Ignorable="w14">
+<w:styles xmlns:mc="http://schemas.openxmlformats.org/markup-compatibility/2006" xmlns:r="http://schemas.openxmlformats.org/officeDocument/2006/relationships" xmlns:w="http://schemas.openxmlformats.org/wordprocessingml/2006/main" xmlns:w14="http://schemas.microsoft.com/office/word/2010/wordml" xmlns:w15="http://schemas.microsoft.com/office/word/2012/wordml" xmlns:w16cex="http://schemas.microsoft.com/office/word/2018/wordml/cex" xmlns:w16cid="http://schemas.microsoft.com/office/word/2016/wordml/cid" xmlns:w16="http://schemas.microsoft.com/office/word/2018/wordml" xmlns:w16du="http://schemas.microsoft.com/office/word/2023/wordml/word16du" xmlns:w16sdtdh="http://schemas.microsoft.com/office/word/2020/wordml/sdtdatahash" xmlns:w16sdtfl="http://schemas.microsoft.com/office/word/2024/wordml/sdtformatlock" xmlns:w16se="http://schemas.microsoft.com/office/word/2015/wordml/symex" mc:Ignorable="w14 w15 w16se w16cid w16 w16cex w16sdtdh w16sdtfl w16du">
   <w:docDefaults>
     <w:rPrDefault>
       <w:rPr>
-        <w:rFonts w:ascii="Times New Roman" w:hAnsi="Times New Roman" w:eastAsia="宋体" w:cs="Times New Roman"/>
+        <w:rFonts w:ascii="Times New Roman" w:eastAsia="宋体" w:hAnsi="Times New Roman" w:cs="Times New Roman"/>
+        <w:lang w:val="en-US" w:eastAsia="zh-CN" w:bidi="ar-SA"/>
       </w:rPr>
     </w:rPrDefault>
     <w:pPrDefault/>
   </w:docDefaults>
-  <w:latentStyles w:count="260" w:defQFormat="0" w:defUnhideWhenUsed="1" w:defSemiHidden="1" w:defUIPriority="99" w:defLockedState="0">
-    <w:lsdException w:qFormat="1" w:unhideWhenUsed="0" w:uiPriority="0" w:semiHidden="0" w:name="Normal"/>
-    <w:lsdException w:qFormat="1" w:unhideWhenUsed="0" w:uiPriority="0" w:semiHidden="0" w:name="heading 1"/>
-    <w:lsdException w:qFormat="1" w:uiPriority="0" w:name="heading 2"/>
-    <w:lsdException w:qFormat="1" w:uiPriority="0" w:name="heading 3"/>
-    <w:lsdException w:qFormat="1" w:uiPriority="0" w:name="heading 4"/>
-    <w:lsdException w:qFormat="1" w:uiPriority="0" w:name="heading 5"/>
-    <w:lsdException w:qFormat="1" w:uiPriority="0" w:name="heading 6"/>
-    <w:lsdException w:qFormat="1" w:uiPriority="0" w:name="heading 7"/>
-    <w:lsdException w:qFormat="1" w:uiPriority="0" w:name="heading 8"/>
-    <w:lsdException w:qFormat="1" w:uiPriority="0" w:name="heading 9"/>
-    <w:lsdException w:unhideWhenUsed="0" w:uiPriority="0" w:semiHidden="0" w:name="index 1"/>
-    <w:lsdException w:unhideWhenUsed="0" w:uiPriority="0" w:semiHidden="0" w:name="index 2"/>
-    <w:lsdException w:unhideWhenUsed="0" w:uiPriority="0" w:semiHidden="0" w:name="index 3"/>
-    <w:lsdException w:unhideWhenUsed="0" w:uiPriority="0" w:semiHidden="0" w:name="index 4"/>
-    <w:lsdException w:unhideWhenUsed="0" w:uiPriority="0" w:semiHidden="0" w:name="index 5"/>
-    <w:lsdException w:unhideWhenUsed="0" w:uiPriority="0" w:semiHidden="0" w:name="index 6"/>
-    <w:lsdException w:unhideWhenUsed="0" w:uiPriority="0" w:semiHidden="0" w:name="index 7"/>
-    <w:lsdException w:unhideWhenUsed="0" w:uiPriority="0" w:semiHidden="0" w:name="index 8"/>
-    <w:lsdException w:unhideWhenUsed="0" w:uiPriority="0" w:semiHidden="0" w:name="index 9"/>
-    <w:lsdException w:unhideWhenUsed="0" w:uiPriority="0" w:semiHidden="0" w:name="toc 1"/>
-    <w:lsdException w:unhideWhenUsed="0" w:uiPriority="0" w:semiHidden="0" w:name="toc 2"/>
-    <w:lsdException w:unhideWhenUsed="0" w:uiPriority="0" w:semiHidden="0" w:name="toc 3"/>
-    <w:lsdException w:unhideWhenUsed="0" w:uiPriority="0" w:semiHidden="0" w:name="toc 4"/>
-    <w:lsdException w:unhideWhenUsed="0" w:uiPriority="0" w:semiHidden="0" w:name="toc 5"/>
-    <w:lsdException w:unhideWhenUsed="0" w:uiPriority="0" w:semiHidden="0" w:name="toc 6"/>
-    <w:lsdException w:unhideWhenUsed="0" w:uiPriority="0" w:semiHidden="0" w:name="toc 7"/>
-    <w:lsdException w:unhideWhenUsed="0" w:uiPriority="0" w:semiHidden="0" w:name="toc 8"/>
-    <w:lsdException w:unhideWhenUsed="0" w:uiPriority="0" w:semiHidden="0" w:name="toc 9"/>
-    <w:lsdException w:unhideWhenUsed="0" w:uiPriority="0" w:semiHidden="0" w:name="Normal Indent"/>
-    <w:lsdException w:unhideWhenUsed="0" w:uiPriority="0" w:semiHidden="0" w:name="footnote text"/>
-    <w:lsdException w:unhideWhenUsed="0" w:uiPriority="0" w:semiHidden="0" w:name="annotation text"/>
-    <w:lsdException w:unhideWhenUsed="0" w:uiPriority="0" w:semiHidden="0" w:name="header"/>
-    <w:lsdException w:unhideWhenUsed="0" w:uiPriority="0" w:semiHidden="0" w:name="footer"/>
-    <w:lsdException w:unhideWhenUsed="0" w:uiPriority="0" w:semiHidden="0" w:name="index heading"/>
-    <w:lsdException w:qFormat="1" w:uiPriority="0" w:name="caption"/>
-    <w:lsdException w:unhideWhenUsed="0" w:uiPriority="0" w:semiHidden="0" w:name="table of figures"/>
-    <w:lsdException w:unhideWhenUsed="0" w:uiPriority="0" w:semiHidden="0" w:name="envelope address"/>
-    <w:lsdException w:unhideWhenUsed="0" w:uiPriority="0" w:semiHidden="0" w:name="envelope return"/>
-    <w:lsdException w:unhideWhenUsed="0" w:uiPriority="0" w:semiHidden="0" w:name="footnote reference"/>
-    <w:lsdException w:unhideWhenUsed="0" w:uiPriority="0" w:semiHidden="0" w:name="annotation reference"/>
-    <w:lsdException w:unhideWhenUsed="0" w:uiPriority="0" w:semiHidden="0" w:name="line number"/>
-    <w:lsdException w:unhideWhenUsed="0" w:uiPriority="0" w:semiHidden="0" w:name="page number"/>
-    <w:lsdException w:unhideWhenUsed="0" w:uiPriority="0" w:semiHidden="0" w:name="endnote reference"/>
-    <w:lsdException w:unhideWhenUsed="0" w:uiPriority="0" w:semiHidden="0" w:name="endnote text"/>
-    <w:lsdException w:unhideWhenUsed="0" w:uiPriority="0" w:semiHidden="0" w:name="table of authorities"/>
-    <w:lsdException w:unhideWhenUsed="0" w:uiPriority="0" w:semiHidden="0" w:name="macro"/>
-    <w:lsdException w:unhideWhenUsed="0" w:uiPriority="0" w:semiHidden="0" w:name="toa heading"/>
-    <w:lsdException w:unhideWhenUsed="0" w:uiPriority="0" w:semiHidden="0" w:name="List"/>
-    <w:lsdException w:unhideWhenUsed="0" w:uiPriority="0" w:semiHidden="0" w:name="List Bullet"/>
-    <w:lsdException w:unhideWhenUsed="0" w:uiPriority="0" w:semiHidden="0" w:name="List Number"/>
-    <w:lsdException w:unhideWhenUsed="0" w:uiPriority="0" w:semiHidden="0" w:name="List 2"/>
-    <w:lsdException w:unhideWhenUsed="0" w:uiPriority="0" w:semiHidden="0" w:name="List 3"/>
-    <w:lsdException w:unhideWhenUsed="0" w:uiPriority="0" w:semiHidden="0" w:name="List 4"/>
-    <w:lsdException w:unhideWhenUsed="0" w:uiPriority="0" w:semiHidden="0" w:name="List 5"/>
-    <w:lsdException w:unhideWhenUsed="0" w:uiPriority="0" w:semiHidden="0" w:name="List Bullet 2"/>
-    <w:lsdException w:unhideWhenUsed="0" w:uiPriority="0" w:semiHidden="0" w:name="List Bullet 3"/>
-    <w:lsdException w:unhideWhenUsed="0" w:uiPriority="0" w:semiHidden="0" w:name="List Bullet 4"/>
-    <w:lsdException w:unhideWhenUsed="0" w:uiPriority="0" w:semiHidden="0" w:name="List Bullet 5"/>
-    <w:lsdException w:unhideWhenUsed="0" w:uiPriority="0" w:semiHidden="0" w:name="List Number 2"/>
-    <w:lsdException w:unhideWhenUsed="0" w:uiPriority="0" w:semiHidden="0" w:name="List Number 3"/>
-    <w:lsdException w:unhideWhenUsed="0" w:uiPriority="0" w:semiHidden="0" w:name="List Number 4"/>
-    <w:lsdException w:unhideWhenUsed="0" w:uiPriority="0" w:semiHidden="0" w:name="List Number 5"/>
-    <w:lsdException w:qFormat="1" w:unhideWhenUsed="0" w:uiPriority="0" w:semiHidden="0" w:name="Title"/>
-    <w:lsdException w:unhideWhenUsed="0" w:uiPriority="0" w:semiHidden="0" w:name="Closing"/>
-    <w:lsdException w:unhideWhenUsed="0" w:uiPriority="0" w:semiHidden="0" w:name="Signature"/>
-    <w:lsdException w:qFormat="1" w:unhideWhenUsed="0" w:uiPriority="0" w:name="Default Paragraph Font"/>
-    <w:lsdException w:unhideWhenUsed="0" w:uiPriority="0" w:semiHidden="0" w:name="Body Text"/>
-    <w:lsdException w:unhideWhenUsed="0" w:uiPriority="0" w:semiHidden="0" w:name="Body Text Indent"/>
-    <w:lsdException w:unhideWhenUsed="0" w:uiPriority="0" w:semiHidden="0" w:name="List Continue"/>
-    <w:lsdException w:unhideWhenUsed="0" w:uiPriority="0" w:semiHidden="0" w:name="List Continue 2"/>
-    <w:lsdException w:unhideWhenUsed="0" w:uiPriority="0" w:semiHidden="0" w:name="List Continue 3"/>
-    <w:lsdException w:unhideWhenUsed="0" w:uiPriority="0" w:semiHidden="0" w:name="List Continue 4"/>
-    <w:lsdException w:unhideWhenUsed="0" w:uiPriority="0" w:semiHidden="0" w:name="List Continue 5"/>
-    <w:lsdException w:unhideWhenUsed="0" w:uiPriority="0" w:semiHidden="0" w:name="Message Header"/>
-    <w:lsdException w:qFormat="1" w:unhideWhenUsed="0" w:uiPriority="0" w:semiHidden="0" w:name="Subtitle"/>
-    <w:lsdException w:unhideWhenUsed="0" w:uiPriority="0" w:semiHidden="0" w:name="Salutation"/>
-    <w:lsdException w:unhideWhenUsed="0" w:uiPriority="0" w:semiHidden="0" w:name="Date"/>
-    <w:lsdException w:unhideWhenUsed="0" w:uiPriority="0" w:semiHidden="0" w:name="Body Text First Indent"/>
-    <w:lsdException w:unhideWhenUsed="0" w:uiPriority="0" w:semiHidden="0" w:name="Body Text First Indent 2"/>
-    <w:lsdException w:unhideWhenUsed="0" w:uiPriority="0" w:semiHidden="0" w:name="Note Heading"/>
-    <w:lsdException w:unhideWhenUsed="0" w:uiPriority="0" w:semiHidden="0" w:name="Body Text 2"/>
-    <w:lsdException w:unhideWhenUsed="0" w:uiPriority="0" w:semiHidden="0" w:name="Body Text 3"/>
-    <w:lsdException w:unhideWhenUsed="0" w:uiPriority="0" w:semiHidden="0" w:name="Body Text Indent 2"/>
-    <w:lsdException w:unhideWhenUsed="0" w:uiPriority="0" w:semiHidden="0" w:name="Body Text Indent 3"/>
-    <w:lsdException w:unhideWhenUsed="0" w:uiPriority="0" w:semiHidden="0" w:name="Block Text"/>
-    <w:lsdException w:unhideWhenUsed="0" w:uiPriority="0" w:semiHidden="0" w:name="Hyperlink"/>
-    <w:lsdException w:unhideWhenUsed="0" w:uiPriority="0" w:semiHidden="0" w:name="FollowedHyperlink"/>
-    <w:lsdException w:qFormat="1" w:unhideWhenUsed="0" w:uiPriority="0" w:semiHidden="0" w:name="Strong"/>
-    <w:lsdException w:qFormat="1" w:unhideWhenUsed="0" w:uiPriority="0" w:semiHidden="0" w:name="Emphasis"/>
-    <w:lsdException w:unhideWhenUsed="0" w:uiPriority="0" w:semiHidden="0" w:name="Document Map"/>
-    <w:lsdException w:unhideWhenUsed="0" w:uiPriority="0" w:semiHidden="0" w:name="Plain Text"/>
-    <w:lsdException w:unhideWhenUsed="0" w:uiPriority="0" w:semiHidden="0" w:name="E-mail Signature"/>
-    <w:lsdException w:unhideWhenUsed="0" w:uiPriority="0" w:semiHidden="0" w:name="Normal (Web)"/>
-    <w:lsdException w:unhideWhenUsed="0" w:uiPriority="0" w:semiHidden="0" w:name="HTML Acronym"/>
-    <w:lsdException w:unhideWhenUsed="0" w:uiPriority="0" w:semiHidden="0" w:name="HTML Address"/>
-    <w:lsdException w:unhideWhenUsed="0" w:uiPriority="0" w:semiHidden="0" w:name="HTML Cite"/>
-    <w:lsdException w:unhideWhenUsed="0" w:uiPriority="0" w:semiHidden="0" w:name="HTML Code"/>
-    <w:lsdException w:unhideWhenUsed="0" w:uiPriority="0" w:semiHidden="0" w:name="HTML Definition"/>
-    <w:lsdException w:unhideWhenUsed="0" w:uiPriority="0" w:semiHidden="0" w:name="HTML Keyboard"/>
-    <w:lsdException w:unhideWhenUsed="0" w:uiPriority="0" w:semiHidden="0" w:name="HTML Preformatted"/>
-    <w:lsdException w:unhideWhenUsed="0" w:uiPriority="0" w:semiHidden="0" w:name="HTML Sample"/>
-    <w:lsdException w:unhideWhenUsed="0" w:uiPriority="0" w:semiHidden="0" w:name="HTML Typewriter"/>
-    <w:lsdException w:unhideWhenUsed="0" w:uiPriority="0" w:semiHidden="0" w:name="HTML Variable"/>
-    <w:lsdException w:unhideWhenUsed="0" w:uiPriority="0" w:name="Normal Table"/>
-    <w:lsdException w:unhideWhenUsed="0" w:uiPriority="0" w:semiHidden="0" w:name="annotation subject"/>
-    <w:lsdException w:unhideWhenUsed="0" w:uiPriority="0" w:semiHidden="0" w:name="Table Simple 1"/>
-    <w:lsdException w:unhideWhenUsed="0" w:uiPriority="0" w:semiHidden="0" w:name="Table Simple 2"/>
-    <w:lsdException w:unhideWhenUsed="0" w:uiPriority="0" w:semiHidden="0" w:name="Table Simple 3"/>
-    <w:lsdException w:unhideWhenUsed="0" w:uiPriority="0" w:semiHidden="0" w:name="Table Classic 1"/>
-    <w:lsdException w:unhideWhenUsed="0" w:uiPriority="0" w:semiHidden="0" w:name="Table Classic 2"/>
-    <w:lsdException w:unhideWhenUsed="0" w:uiPriority="0" w:semiHidden="0" w:name="Table Classic 3"/>
-    <w:lsdException w:unhideWhenUsed="0" w:uiPriority="0" w:semiHidden="0" w:name="Table Classic 4"/>
-    <w:lsdException w:unhideWhenUsed="0" w:uiPriority="0" w:semiHidden="0" w:name="Table Colorful 1"/>
-    <w:lsdException w:unhideWhenUsed="0" w:uiPriority="0" w:semiHidden="0" w:name="Table Colorful 2"/>
-    <w:lsdException w:unhideWhenUsed="0" w:uiPriority="0" w:semiHidden="0" w:name="Table Colorful 3"/>
-    <w:lsdException w:unhideWhenUsed="0" w:uiPriority="0" w:semiHidden="0" w:name="Table Columns 1"/>
-    <w:lsdException w:unhideWhenUsed="0" w:uiPriority="0" w:semiHidden="0" w:name="Table Columns 2"/>
-    <w:lsdException w:unhideWhenUsed="0" w:uiPriority="0" w:semiHidden="0" w:name="Table Columns 3"/>
-    <w:lsdException w:unhideWhenUsed="0" w:uiPriority="0" w:semiHidden="0" w:name="Table Columns 4"/>
-    <w:lsdException w:unhideWhenUsed="0" w:uiPriority="0" w:semiHidden="0" w:name="Table Columns 5"/>
-    <w:lsdException w:unhideWhenUsed="0" w:uiPriority="0" w:semiHidden="0" w:name="Table Grid 1"/>
-    <w:lsdException w:unhideWhenUsed="0" w:uiPriority="0" w:semiHidden="0" w:name="Table Grid 2"/>
-    <w:lsdException w:unhideWhenUsed="0" w:uiPriority="0" w:semiHidden="0" w:name="Table Grid 3"/>
-    <w:lsdException w:unhideWhenUsed="0" w:uiPriority="0" w:semiHidden="0" w:name="Table Grid 4"/>
-    <w:lsdException w:unhideWhenUsed="0" w:uiPriority="0" w:semiHidden="0" w:name="Table Grid 5"/>
-    <w:lsdException w:unhideWhenUsed="0" w:uiPriority="0" w:semiHidden="0" w:name="Table Grid 6"/>
-    <w:lsdException w:unhideWhenUsed="0" w:uiPriority="0" w:semiHidden="0" w:name="Table Grid 7"/>
-    <w:lsdException w:unhideWhenUsed="0" w:uiPriority="0" w:semiHidden="0" w:name="Table Grid 8"/>
-    <w:lsdException w:unhideWhenUsed="0" w:uiPriority="0" w:semiHidden="0" w:name="Table List 1"/>
-    <w:lsdException w:unhideWhenUsed="0" w:uiPriority="0" w:semiHidden="0" w:name="Table List 2"/>
-    <w:lsdException w:unhideWhenUsed="0" w:uiPriority="0" w:semiHidden="0" w:name="Table List 3"/>
-    <w:lsdException w:unhideWhenUsed="0" w:uiPriority="0" w:semiHidden="0" w:name="Table List 4"/>
-    <w:lsdException w:unhideWhenUsed="0" w:uiPriority="0" w:semiHidden="0" w:name="Table List 5"/>
-    <w:lsdException w:unhideWhenUsed="0" w:uiPriority="0" w:semiHidden="0" w:name="Table List 6"/>
-    <w:lsdException w:unhideWhenUsed="0" w:uiPriority="0" w:semiHidden="0" w:name="Table List 7"/>
-    <w:lsdException w:unhideWhenUsed="0" w:uiPriority="0" w:semiHidden="0" w:name="Table List 8"/>
-    <w:lsdException w:unhideWhenUsed="0" w:uiPriority="0" w:semiHidden="0" w:name="Table 3D effects 1"/>
-    <w:lsdException w:unhideWhenUsed="0" w:uiPriority="0" w:semiHidden="0" w:name="Table 3D effects 2"/>
-    <w:lsdException w:unhideWhenUsed="0" w:uiPriority="0" w:semiHidden="0" w:name="Table 3D effects 3"/>
-    <w:lsdException w:unhideWhenUsed="0" w:uiPriority="0" w:semiHidden="0" w:name="Table Contemporary"/>
-    <w:lsdException w:unhideWhenUsed="0" w:uiPriority="0" w:semiHidden="0" w:name="Table Elegant"/>
-    <w:lsdException w:unhideWhenUsed="0" w:uiPriority="0" w:semiHidden="0" w:name="Table Professional"/>
-    <w:lsdException w:unhideWhenUsed="0" w:uiPriority="0" w:semiHidden="0" w:name="Table Subtle 1"/>
-    <w:lsdException w:unhideWhenUsed="0" w:uiPriority="0" w:semiHidden="0" w:name="Table Subtle 2"/>
-    <w:lsdException w:unhideWhenUsed="0" w:uiPriority="0" w:semiHidden="0" w:name="Table Web 1"/>
-    <w:lsdException w:unhideWhenUsed="0" w:uiPriority="0" w:semiHidden="0" w:name="Table Web 2"/>
-    <w:lsdException w:unhideWhenUsed="0" w:uiPriority="0" w:semiHidden="0" w:name="Table Web 3"/>
-    <w:lsdException w:unhideWhenUsed="0" w:uiPriority="0" w:semiHidden="0" w:name="Balloon Text"/>
-    <w:lsdException w:qFormat="1" w:unhideWhenUsed="0" w:uiPriority="0" w:semiHidden="0" w:name="Table Grid"/>
-    <w:lsdException w:unhideWhenUsed="0" w:uiPriority="0" w:semiHidden="0" w:name="Table Theme"/>
-    <w:lsdException w:unhideWhenUsed="0" w:uiPriority="60" w:semiHidden="0" w:name="Light Shading"/>
-    <w:lsdException w:unhideWhenUsed="0" w:uiPriority="61" w:semiHidden="0" w:name="Light List"/>
-    <w:lsdException w:unhideWhenUsed="0" w:uiPriority="62" w:semiHidden="0" w:name="Light Grid"/>
-    <w:lsdException w:unhideWhenUsed="0" w:uiPriority="63" w:semiHidden="0" w:name="Medium Shading 1"/>
-    <w:lsdException w:unhideWhenUsed="0" w:uiPriority="64" w:semiHidden="0" w:name="Medium Shading 2"/>
-    <w:lsdException w:unhideWhenUsed="0" w:uiPriority="65" w:semiHidden="0" w:name="Medium List 1"/>
-    <w:lsdException w:unhideWhenUsed="0" w:uiPriority="66" w:semiHidden="0" w:name="Medium List 2"/>
-    <w:lsdException w:unhideWhenUsed="0" w:uiPriority="67" w:semiHidden="0" w:name="Medium Grid 1"/>
-    <w:lsdException w:unhideWhenUsed="0" w:uiPriority="68" w:semiHidden="0" w:name="Medium Grid 2"/>
-    <w:lsdException w:unhideWhenUsed="0" w:uiPriority="69" w:semiHidden="0" w:name="Medium Grid 3"/>
-    <w:lsdException w:unhideWhenUsed="0" w:uiPriority="70" w:semiHidden="0" w:name="Dark List"/>
-    <w:lsdException w:unhideWhenUsed="0" w:uiPriority="71" w:semiHidden="0" w:name="Colorful Shading"/>
-    <w:lsdException w:unhideWhenUsed="0" w:uiPriority="72" w:semiHidden="0" w:name="Colorful List"/>
-    <w:lsdException w:unhideWhenUsed="0" w:uiPriority="73" w:semiHidden="0" w:name="Colorful Grid"/>
-    <w:lsdException w:unhideWhenUsed="0" w:uiPriority="60" w:semiHidden="0" w:name="Light Shading Accent 1"/>
-    <w:lsdException w:unhideWhenUsed="0" w:uiPriority="61" w:semiHidden="0" w:name="Light List Accent 1"/>
-    <w:lsdException w:unhideWhenUsed="0" w:uiPriority="62" w:semiHidden="0" w:name="Light Grid Accent 1"/>
-    <w:lsdException w:unhideWhenUsed="0" w:uiPriority="63" w:semiHidden="0" w:name="Medium Shading 1 Accent 1"/>
-    <w:lsdException w:unhideWhenUsed="0" w:uiPriority="64" w:semiHidden="0" w:name="Medium Shading 2 Accent 1"/>
-    <w:lsdException w:unhideWhenUsed="0" w:uiPriority="65" w:semiHidden="0" w:name="Medium List 1 Accent 1"/>
-    <w:lsdException w:unhideWhenUsed="0" w:uiPriority="66" w:semiHidden="0" w:name="Medium List 2 Accent 1"/>
-    <w:lsdException w:unhideWhenUsed="0" w:uiPriority="67" w:semiHidden="0" w:name="Medium Grid 1 Accent 1"/>
-    <w:lsdException w:unhideWhenUsed="0" w:uiPriority="68" w:semiHidden="0" w:name="Medium Grid 2 Accent 1"/>
-    <w:lsdException w:unhideWhenUsed="0" w:uiPriority="69" w:semiHidden="0" w:name="Medium Grid 3 Accent 1"/>
-    <w:lsdException w:unhideWhenUsed="0" w:uiPriority="70" w:semiHidden="0" w:name="Dark List Accent 1"/>
-    <w:lsdException w:unhideWhenUsed="0" w:uiPriority="71" w:semiHidden="0" w:name="Colorful Shading Accent 1"/>
-    <w:lsdException w:unhideWhenUsed="0" w:uiPriority="72" w:semiHidden="0" w:name="Colorful List Accent 1"/>
-    <w:lsdException w:unhideWhenUsed="0" w:uiPriority="73" w:semiHidden="0" w:name="Colorful Grid Accent 1"/>
-    <w:lsdException w:unhideWhenUsed="0" w:uiPriority="60" w:semiHidden="0" w:name="Light Shading Accent 2"/>
-    <w:lsdException w:unhideWhenUsed="0" w:uiPriority="61" w:semiHidden="0" w:name="Light List Accent 2"/>
-    <w:lsdException w:unhideWhenUsed="0" w:uiPriority="62" w:semiHidden="0" w:name="Light Grid Accent 2"/>
-    <w:lsdException w:unhideWhenUsed="0" w:uiPriority="63" w:semiHidden="0" w:name="Medium Shading 1 Accent 2"/>
-    <w:lsdException w:unhideWhenUsed="0" w:uiPriority="64" w:semiHidden="0" w:name="Medium Shading 2 Accent 2"/>
-    <w:lsdException w:unhideWhenUsed="0" w:uiPriority="65" w:semiHidden="0" w:name="Medium List 1 Accent 2"/>
-    <w:lsdException w:unhideWhenUsed="0" w:uiPriority="66" w:semiHidden="0" w:name="Medium List 2 Accent 2"/>
-    <w:lsdException w:unhideWhenUsed="0" w:uiPriority="67" w:semiHidden="0" w:name="Medium Grid 1 Accent 2"/>
-    <w:lsdException w:unhideWhenUsed="0" w:uiPriority="68" w:semiHidden="0" w:name="Medium Grid 2 Accent 2"/>
-    <w:lsdException w:unhideWhenUsed="0" w:uiPriority="69" w:semiHidden="0" w:name="Medium Grid 3 Accent 2"/>
-    <w:lsdException w:unhideWhenUsed="0" w:uiPriority="70" w:semiHidden="0" w:name="Dark List Accent 2"/>
-    <w:lsdException w:unhideWhenUsed="0" w:uiPriority="71" w:semiHidden="0" w:name="Colorful Shading Accent 2"/>
-    <w:lsdException w:unhideWhenUsed="0" w:uiPriority="72" w:semiHidden="0" w:name="Colorful List Accent 2"/>
-    <w:lsdException w:unhideWhenUsed="0" w:uiPriority="73" w:semiHidden="0" w:name="Colorful Grid Accent 2"/>
-    <w:lsdException w:unhideWhenUsed="0" w:uiPriority="60" w:semiHidden="0" w:name="Light Shading Accent 3"/>
-    <w:lsdException w:unhideWhenUsed="0" w:uiPriority="61" w:semiHidden="0" w:name="Light List Accent 3"/>
-    <w:lsdException w:unhideWhenUsed="0" w:uiPriority="62" w:semiHidden="0" w:name="Light Grid Accent 3"/>
-    <w:lsdException w:unhideWhenUsed="0" w:uiPriority="63" w:semiHidden="0" w:name="Medium Shading 1 Accent 3"/>
-    <w:lsdException w:unhideWhenUsed="0" w:uiPriority="64" w:semiHidden="0" w:name="Medium Shading 2 Accent 3"/>
-    <w:lsdException w:unhideWhenUsed="0" w:uiPriority="65" w:semiHidden="0" w:name="Medium List 1 Accent 3"/>
-    <w:lsdException w:unhideWhenUsed="0" w:uiPriority="66" w:semiHidden="0" w:name="Medium List 2 Accent 3"/>
-    <w:lsdException w:unhideWhenUsed="0" w:uiPriority="67" w:semiHidden="0" w:name="Medium Grid 1 Accent 3"/>
-    <w:lsdException w:unhideWhenUsed="0" w:uiPriority="68" w:semiHidden="0" w:name="Medium Grid 2 Accent 3"/>
-    <w:lsdException w:unhideWhenUsed="0" w:uiPriority="69" w:semiHidden="0" w:name="Medium Grid 3 Accent 3"/>
-    <w:lsdException w:unhideWhenUsed="0" w:uiPriority="70" w:semiHidden="0" w:name="Dark List Accent 3"/>
-    <w:lsdException w:unhideWhenUsed="0" w:uiPriority="71" w:semiHidden="0" w:name="Colorful Shading Accent 3"/>
-    <w:lsdException w:unhideWhenUsed="0" w:uiPriority="72" w:semiHidden="0" w:name="Colorful List Accent 3"/>
-    <w:lsdException w:unhideWhenUsed="0" w:uiPriority="73" w:semiHidden="0" w:name="Colorful Grid Accent 3"/>
-    <w:lsdException w:unhideWhenUsed="0" w:uiPriority="60" w:semiHidden="0" w:name="Light Shading Accent 4"/>
-    <w:lsdException w:unhideWhenUsed="0" w:uiPriority="61" w:semiHidden="0" w:name="Light List Accent 4"/>
-    <w:lsdException w:unhideWhenUsed="0" w:uiPriority="62" w:semiHidden="0" w:name="Light Grid Accent 4"/>
-    <w:lsdException w:unhideWhenUsed="0" w:uiPriority="63" w:semiHidden="0" w:name="Medium Shading 1 Accent 4"/>
-    <w:lsdException w:unhideWhenUsed="0" w:uiPriority="64" w:semiHidden="0" w:name="Medium Shading 2 Accent 4"/>
-    <w:lsdException w:unhideWhenUsed="0" w:uiPriority="65" w:semiHidden="0" w:name="Medium List 1 Accent 4"/>
-    <w:lsdException w:unhideWhenUsed="0" w:uiPriority="66" w:semiHidden="0" w:name="Medium List 2 Accent 4"/>
-    <w:lsdException w:unhideWhenUsed="0" w:uiPriority="67" w:semiHidden="0" w:name="Medium Grid 1 Accent 4"/>
-    <w:lsdException w:unhideWhenUsed="0" w:uiPriority="68" w:semiHidden="0" w:name="Medium Grid 2 Accent 4"/>
-    <w:lsdException w:unhideWhenUsed="0" w:uiPriority="69" w:semiHidden="0" w:name="Medium Grid 3 Accent 4"/>
-    <w:lsdException w:unhideWhenUsed="0" w:uiPriority="70" w:semiHidden="0" w:name="Dark List Accent 4"/>
-    <w:lsdException w:unhideWhenUsed="0" w:uiPriority="71" w:semiHidden="0" w:name="Colorful Shading Accent 4"/>
-    <w:lsdException w:unhideWhenUsed="0" w:uiPriority="72" w:semiHidden="0" w:name="Colorful List Accent 4"/>
-    <w:lsdException w:unhideWhenUsed="0" w:uiPriority="73" w:semiHidden="0" w:name="Colorful Grid Accent 4"/>
-    <w:lsdException w:unhideWhenUsed="0" w:uiPriority="60" w:semiHidden="0" w:name="Light Shading Accent 5"/>
-    <w:lsdException w:unhideWhenUsed="0" w:uiPriority="61" w:semiHidden="0" w:name="Light List Accent 5"/>
-    <w:lsdException w:unhideWhenUsed="0" w:uiPriority="62" w:semiHidden="0" w:name="Light Grid Accent 5"/>
-    <w:lsdException w:unhideWhenUsed="0" w:uiPriority="63" w:semiHidden="0" w:name="Medium Shading 1 Accent 5"/>
-    <w:lsdException w:unhideWhenUsed="0" w:uiPriority="64" w:semiHidden="0" w:name="Medium Shading 2 Accent 5"/>
-    <w:lsdException w:unhideWhenUsed="0" w:uiPriority="65" w:semiHidden="0" w:name="Medium List 1 Accent 5"/>
-    <w:lsdException w:unhideWhenUsed="0" w:uiPriority="66" w:semiHidden="0" w:name="Medium List 2 Accent 5"/>
-    <w:lsdException w:unhideWhenUsed="0" w:uiPriority="67" w:semiHidden="0" w:name="Medium Grid 1 Accent 5"/>
-    <w:lsdException w:unhideWhenUsed="0" w:uiPriority="68" w:semiHidden="0" w:name="Medium Grid 2 Accent 5"/>
-    <w:lsdException w:unhideWhenUsed="0" w:uiPriority="69" w:semiHidden="0" w:name="Medium Grid 3 Accent 5"/>
-    <w:lsdException w:unhideWhenUsed="0" w:uiPriority="70" w:semiHidden="0" w:name="Dark List Accent 5"/>
-    <w:lsdException w:unhideWhenUsed="0" w:uiPriority="71" w:semiHidden="0" w:name="Colorful Shading Accent 5"/>
-    <w:lsdException w:unhideWhenUsed="0" w:uiPriority="72" w:semiHidden="0" w:name="Colorful List Accent 5"/>
-    <w:lsdException w:unhideWhenUsed="0" w:uiPriority="73" w:semiHidden="0" w:name="Colorful Grid Accent 5"/>
-    <w:lsdException w:unhideWhenUsed="0" w:uiPriority="60" w:semiHidden="0" w:name="Light Shading Accent 6"/>
-    <w:lsdException w:unhideWhenUsed="0" w:uiPriority="61" w:semiHidden="0" w:name="Light List Accent 6"/>
-    <w:lsdException w:unhideWhenUsed="0" w:uiPriority="62" w:semiHidden="0" w:name="Light Grid Accent 6"/>
-    <w:lsdException w:unhideWhenUsed="0" w:uiPriority="63" w:semiHidden="0" w:name="Medium Shading 1 Accent 6"/>
-    <w:lsdException w:unhideWhenUsed="0" w:uiPriority="64" w:semiHidden="0" w:name="Medium Shading 2 Accent 6"/>
-    <w:lsdException w:unhideWhenUsed="0" w:uiPriority="65" w:semiHidden="0" w:name="Medium List 1 Accent 6"/>
-    <w:lsdException w:unhideWhenUsed="0" w:uiPriority="66" w:semiHidden="0" w:name="Medium List 2 Accent 6"/>
-    <w:lsdException w:unhideWhenUsed="0" w:uiPriority="67" w:semiHidden="0" w:name="Medium Grid 1 Accent 6"/>
-    <w:lsdException w:unhideWhenUsed="0" w:uiPriority="68" w:semiHidden="0" w:name="Medium Grid 2 Accent 6"/>
-    <w:lsdException w:unhideWhenUsed="0" w:uiPriority="69" w:semiHidden="0" w:name="Medium Grid 3 Accent 6"/>
-    <w:lsdException w:unhideWhenUsed="0" w:uiPriority="70" w:semiHidden="0" w:name="Dark List Accent 6"/>
-    <w:lsdException w:unhideWhenUsed="0" w:uiPriority="71" w:semiHidden="0" w:name="Colorful Shading Accent 6"/>
-    <w:lsdException w:unhideWhenUsed="0" w:uiPriority="72" w:semiHidden="0" w:name="Colorful List Accent 6"/>
-    <w:lsdException w:unhideWhenUsed="0" w:uiPriority="73" w:semiHidden="0" w:name="Colorful Grid Accent 6"/>
+  <w:latentStyles w:defLockedState="0" w:defUIPriority="0" w:defSemiHidden="0" w:defUnhideWhenUsed="0" w:defQFormat="0" w:count="376">
+    <w:lsdException w:name="Normal" w:qFormat="1"/>
+    <w:lsdException w:name="heading 1" w:qFormat="1"/>
+    <w:lsdException w:name="heading 2" w:semiHidden="1" w:unhideWhenUsed="1" w:qFormat="1"/>
+    <w:lsdException w:name="heading 3" w:semiHidden="1" w:unhideWhenUsed="1" w:qFormat="1"/>
+    <w:lsdException w:name="heading 4" w:semiHidden="1" w:unhideWhenUsed="1" w:qFormat="1"/>
+    <w:lsdException w:name="heading 5" w:semiHidden="1" w:unhideWhenUsed="1" w:qFormat="1"/>
+    <w:lsdException w:name="heading 6" w:semiHidden="1" w:unhideWhenUsed="1" w:qFormat="1"/>
+    <w:lsdException w:name="heading 7" w:semiHidden="1" w:unhideWhenUsed="1" w:qFormat="1"/>
+    <w:lsdException w:name="heading 8" w:semiHidden="1" w:unhideWhenUsed="1" w:qFormat="1"/>
+    <w:lsdException w:name="heading 9" w:semiHidden="1" w:unhideWhenUsed="1" w:qFormat="1"/>
+    <w:lsdException w:name="caption" w:semiHidden="1" w:unhideWhenUsed="1" w:qFormat="1"/>
+    <w:lsdException w:name="Title" w:qFormat="1"/>
+    <w:lsdException w:name="Default Paragraph Font" w:semiHidden="1" w:qFormat="1"/>
+    <w:lsdException w:name="Subtitle" w:qFormat="1"/>
+    <w:lsdException w:name="Strong" w:qFormat="1"/>
+    <w:lsdException w:name="Emphasis" w:qFormat="1"/>
+    <w:lsdException w:name="HTML Top of Form" w:semiHidden="1" w:uiPriority="99" w:unhideWhenUsed="1"/>
+    <w:lsdException w:name="HTML Bottom of Form" w:semiHidden="1" w:uiPriority="99" w:unhideWhenUsed="1"/>
+    <w:lsdException w:name="Normal Table" w:semiHidden="1" w:unhideWhenUsed="1"/>
+    <w:lsdException w:name="No List" w:semiHidden="1" w:uiPriority="99" w:unhideWhenUsed="1"/>
+    <w:lsdException w:name="Outline List 1" w:semiHidden="1" w:uiPriority="99" w:unhideWhenUsed="1"/>
+    <w:lsdException w:name="Outline List 2" w:semiHidden="1" w:uiPriority="99" w:unhideWhenUsed="1"/>
+    <w:lsdException w:name="Outline List 3" w:semiHidden="1" w:uiPriority="99" w:unhideWhenUsed="1"/>
+    <w:lsdException w:name="Table Simple 1" w:semiHidden="1" w:unhideWhenUsed="1"/>
+    <w:lsdException w:name="Table Simple 2" w:semiHidden="1" w:unhideWhenUsed="1"/>
+    <w:lsdException w:name="Table Simple 3" w:semiHidden="1" w:unhideWhenUsed="1"/>
+    <w:lsdException w:name="Table Classic 1" w:semiHidden="1" w:unhideWhenUsed="1"/>
+    <w:lsdException w:name="Table Classic 2" w:semiHidden="1" w:unhideWhenUsed="1"/>
+    <w:lsdException w:name="Table Classic 3" w:semiHidden="1" w:unhideWhenUsed="1"/>
+    <w:lsdException w:name="Table Classic 4" w:semiHidden="1" w:unhideWhenUsed="1"/>
+    <w:lsdException w:name="Table Colorful 1" w:semiHidden="1" w:unhideWhenUsed="1"/>
+    <w:lsdException w:name="Table Colorful 2" w:semiHidden="1" w:unhideWhenUsed="1"/>
+    <w:lsdException w:name="Table Colorful 3" w:semiHidden="1" w:unhideWhenUsed="1"/>
+    <w:lsdException w:name="Table Columns 1" w:semiHidden="1" w:unhideWhenUsed="1"/>
+    <w:lsdException w:name="Table Columns 2" w:semiHidden="1" w:unhideWhenUsed="1"/>
+    <w:lsdException w:name="Table Columns 3" w:semiHidden="1" w:unhideWhenUsed="1"/>
+    <w:lsdException w:name="Table Columns 4" w:semiHidden="1" w:unhideWhenUsed="1"/>
+    <w:lsdException w:name="Table Columns 5" w:semiHidden="1" w:unhideWhenUsed="1"/>
+    <w:lsdException w:name="Table Grid 1" w:semiHidden="1" w:unhideWhenUsed="1"/>
+    <w:lsdException w:name="Table Grid 2" w:semiHidden="1" w:unhideWhenUsed="1"/>
+    <w:lsdException w:name="Table Grid 3" w:semiHidden="1" w:unhideWhenUsed="1"/>
+    <w:lsdException w:name="Table Grid 4" w:semiHidden="1" w:unhideWhenUsed="1"/>
+    <w:lsdException w:name="Table Grid 5" w:semiHidden="1" w:unhideWhenUsed="1"/>
+    <w:lsdException w:name="Table Grid 6" w:semiHidden="1" w:unhideWhenUsed="1"/>
+    <w:lsdException w:name="Table Grid 7" w:semiHidden="1" w:unhideWhenUsed="1"/>
+    <w:lsdException w:name="Table Grid 8" w:semiHidden="1" w:unhideWhenUsed="1"/>
+    <w:lsdException w:name="Table List 1" w:semiHidden="1" w:unhideWhenUsed="1"/>
+    <w:lsdException w:name="Table List 2" w:semiHidden="1" w:unhideWhenUsed="1"/>
+    <w:lsdException w:name="Table List 3" w:semiHidden="1" w:unhideWhenUsed="1"/>
+    <w:lsdException w:name="Table List 4" w:semiHidden="1" w:unhideWhenUsed="1"/>
+    <w:lsdException w:name="Table List 5" w:semiHidden="1" w:unhideWhenUsed="1"/>
+    <w:lsdException w:name="Table List 6" w:semiHidden="1" w:unhideWhenUsed="1"/>
+    <w:lsdException w:name="Table List 7" w:semiHidden="1" w:unhideWhenUsed="1"/>
+    <w:lsdException w:name="Table List 8" w:semiHidden="1" w:unhideWhenUsed="1"/>
+    <w:lsdException w:name="Table 3D effects 1" w:semiHidden="1" w:unhideWhenUsed="1"/>
+    <w:lsdException w:name="Table 3D effects 2" w:semiHidden="1" w:unhideWhenUsed="1"/>
+    <w:lsdException w:name="Table 3D effects 3" w:semiHidden="1" w:unhideWhenUsed="1"/>
+    <w:lsdException w:name="Table Contemporary" w:semiHidden="1" w:unhideWhenUsed="1"/>
+    <w:lsdException w:name="Table Elegant" w:semiHidden="1" w:unhideWhenUsed="1"/>
+    <w:lsdException w:name="Table Professional" w:semiHidden="1" w:unhideWhenUsed="1"/>
+    <w:lsdException w:name="Table Subtle 1" w:semiHidden="1" w:unhideWhenUsed="1"/>
+    <w:lsdException w:name="Table Subtle 2" w:semiHidden="1" w:unhideWhenUsed="1"/>
+    <w:lsdException w:name="Table Web 1" w:semiHidden="1" w:unhideWhenUsed="1"/>
+    <w:lsdException w:name="Table Web 2" w:semiHidden="1" w:unhideWhenUsed="1"/>
+    <w:lsdException w:name="Table Web 3" w:semiHidden="1" w:unhideWhenUsed="1"/>
+    <w:lsdException w:name="Table Grid" w:qFormat="1"/>
+    <w:lsdException w:name="Table Theme" w:semiHidden="1" w:unhideWhenUsed="1"/>
+    <w:lsdException w:name="Placeholder Text" w:semiHidden="1" w:uiPriority="99" w:unhideWhenUsed="1"/>
+    <w:lsdException w:name="No Spacing" w:semiHidden="1" w:uiPriority="99" w:unhideWhenUsed="1"/>
+    <w:lsdException w:name="Light Shading" w:uiPriority="60"/>
+    <w:lsdException w:name="Light List" w:uiPriority="61"/>
+    <w:lsdException w:name="Light Grid" w:uiPriority="62"/>
+    <w:lsdException w:name="Medium Shading 1" w:uiPriority="63"/>
+    <w:lsdException w:name="Medium Shading 2" w:uiPriority="64"/>
+    <w:lsdException w:name="Medium List 1" w:uiPriority="65"/>
+    <w:lsdException w:name="Medium List 2" w:uiPriority="66"/>
+    <w:lsdException w:name="Medium Grid 1" w:uiPriority="67"/>
+    <w:lsdException w:name="Medium Grid 2" w:uiPriority="68"/>
+    <w:lsdException w:name="Medium Grid 3" w:uiPriority="69"/>
+    <w:lsdException w:name="Dark List" w:uiPriority="70"/>
+    <w:lsdException w:name="Colorful Shading" w:uiPriority="71"/>
+    <w:lsdException w:name="Colorful List" w:uiPriority="72"/>
+    <w:lsdException w:name="Colorful Grid" w:uiPriority="73"/>
+    <w:lsdException w:name="Light Shading Accent 1" w:uiPriority="60"/>
+    <w:lsdException w:name="Light List Accent 1" w:uiPriority="61"/>
+    <w:lsdException w:name="Light Grid Accent 1" w:uiPriority="62"/>
+    <w:lsdException w:name="Medium Shading 1 Accent 1" w:uiPriority="63"/>
+    <w:lsdException w:name="Medium Shading 2 Accent 1" w:uiPriority="64"/>
+    <w:lsdException w:name="Medium List 1 Accent 1" w:uiPriority="65"/>
+    <w:lsdException w:name="Revision" w:semiHidden="1" w:uiPriority="99" w:unhideWhenUsed="1"/>
+    <w:lsdException w:name="List Paragraph" w:semiHidden="1" w:uiPriority="99" w:unhideWhenUsed="1"/>
+    <w:lsdException w:name="Quote" w:semiHidden="1" w:uiPriority="99" w:unhideWhenUsed="1"/>
+    <w:lsdException w:name="Intense Quote" w:semiHidden="1" w:uiPriority="99" w:unhideWhenUsed="1"/>
+    <w:lsdException w:name="Medium List 2 Accent 1" w:uiPriority="66"/>
+    <w:lsdException w:name="Medium Grid 1 Accent 1" w:uiPriority="67"/>
+    <w:lsdException w:name="Medium Grid 2 Accent 1" w:uiPriority="68"/>
+    <w:lsdException w:name="Medium Grid 3 Accent 1" w:uiPriority="69"/>
+    <w:lsdException w:name="Dark List Accent 1" w:uiPriority="70"/>
+    <w:lsdException w:name="Colorful Shading Accent 1" w:uiPriority="71"/>
+    <w:lsdException w:name="Colorful List Accent 1" w:uiPriority="72"/>
+    <w:lsdException w:name="Colorful Grid Accent 1" w:uiPriority="73"/>
+    <w:lsdException w:name="Light Shading Accent 2" w:uiPriority="60"/>
+    <w:lsdException w:name="Light List Accent 2" w:uiPriority="61"/>
+    <w:lsdException w:name="Light Grid Accent 2" w:uiPriority="62"/>
+    <w:lsdException w:name="Medium Shading 1 Accent 2" w:uiPriority="63"/>
+    <w:lsdException w:name="Medium Shading 2 Accent 2" w:uiPriority="64"/>
+    <w:lsdException w:name="Medium List 1 Accent 2" w:uiPriority="65"/>
+    <w:lsdException w:name="Medium List 2 Accent 2" w:uiPriority="66"/>
+    <w:lsdException w:name="Medium Grid 1 Accent 2" w:uiPriority="67"/>
+    <w:lsdException w:name="Medium Grid 2 Accent 2" w:uiPriority="68"/>
+    <w:lsdException w:name="Medium Grid 3 Accent 2" w:uiPriority="69"/>
+    <w:lsdException w:name="Dark List Accent 2" w:uiPriority="70"/>
+    <w:lsdException w:name="Colorful Shading Accent 2" w:uiPriority="71"/>
+    <w:lsdException w:name="Colorful List Accent 2" w:uiPriority="72"/>
+    <w:lsdException w:name="Colorful Grid Accent 2" w:uiPriority="73"/>
+    <w:lsdException w:name="Light Shading Accent 3" w:uiPriority="60"/>
+    <w:lsdException w:name="Light List Accent 3" w:uiPriority="61"/>
+    <w:lsdException w:name="Light Grid Accent 3" w:uiPriority="62"/>
+    <w:lsdException w:name="Medium Shading 1 Accent 3" w:uiPriority="63"/>
+    <w:lsdException w:name="Medium Shading 2 Accent 3" w:uiPriority="64"/>
+    <w:lsdException w:name="Medium List 1 Accent 3" w:uiPriority="65"/>
+    <w:lsdException w:name="Medium List 2 Accent 3" w:uiPriority="66"/>
+    <w:lsdException w:name="Medium Grid 1 Accent 3" w:uiPriority="67"/>
+    <w:lsdException w:name="Medium Grid 2 Accent 3" w:uiPriority="68"/>
+    <w:lsdException w:name="Medium Grid 3 Accent 3" w:uiPriority="69"/>
+    <w:lsdException w:name="Dark List Accent 3" w:uiPriority="70"/>
+    <w:lsdException w:name="Colorful Shading Accent 3" w:uiPriority="71"/>
+    <w:lsdException w:name="Colorful List Accent 3" w:uiPriority="72"/>
+    <w:lsdException w:name="Colorful Grid Accent 3" w:uiPriority="73"/>
+    <w:lsdException w:name="Light Shading Accent 4" w:uiPriority="60"/>
+    <w:lsdException w:name="Light List Accent 4" w:uiPriority="61"/>
+    <w:lsdException w:name="Light Grid Accent 4" w:uiPriority="62"/>
+    <w:lsdException w:name="Medium Shading 1 Accent 4" w:uiPriority="63"/>
+    <w:lsdException w:name="Medium Shading 2 Accent 4" w:uiPriority="64"/>
+    <w:lsdException w:name="Medium List 1 Accent 4" w:uiPriority="65"/>
+    <w:lsdException w:name="Medium List 2 Accent 4" w:uiPriority="66"/>
+    <w:lsdException w:name="Medium Grid 1 Accent 4" w:uiPriority="67"/>
+    <w:lsdException w:name="Medium Grid 2 Accent 4" w:uiPriority="68"/>
+    <w:lsdException w:name="Medium Grid 3 Accent 4" w:uiPriority="69"/>
+    <w:lsdException w:name="Dark List Accent 4" w:uiPriority="70"/>
+    <w:lsdException w:name="Colorful Shading Accent 4" w:uiPriority="71"/>
+    <w:lsdException w:name="Colorful List Accent 4" w:uiPriority="72"/>
+    <w:lsdException w:name="Colorful Grid Accent 4" w:uiPriority="73"/>
+    <w:lsdException w:name="Light Shading Accent 5" w:uiPriority="60"/>
+    <w:lsdException w:name="Light List Accent 5" w:uiPriority="61"/>
+    <w:lsdException w:name="Light Grid Accent 5" w:uiPriority="62"/>
+    <w:lsdException w:name="Medium Shading 1 Accent 5" w:uiPriority="63"/>
+    <w:lsdException w:name="Medium Shading 2 Accent 5" w:uiPriority="64"/>
+    <w:lsdException w:name="Medium List 1 Accent 5" w:uiPriority="65"/>
+    <w:lsdException w:name="Medium List 2 Accent 5" w:uiPriority="66"/>
+    <w:lsdException w:name="Medium Grid 1 Accent 5" w:uiPriority="67"/>
+    <w:lsdException w:name="Medium Grid 2 Accent 5" w:uiPriority="68"/>
+    <w:lsdException w:name="Medium Grid 3 Accent 5" w:uiPriority="69"/>
+    <w:lsdException w:name="Dark List Accent 5" w:uiPriority="70"/>
+    <w:lsdException w:name="Colorful Shading Accent 5" w:uiPriority="71"/>
+    <w:lsdException w:name="Colorful List Accent 5" w:uiPriority="72"/>
+    <w:lsdException w:name="Colorful Grid Accent 5" w:uiPriority="73"/>
+    <w:lsdException w:name="Light Shading Accent 6" w:uiPriority="60"/>
+    <w:lsdException w:name="Light List Accent 6" w:uiPriority="61"/>
+    <w:lsdException w:name="Light Grid Accent 6" w:uiPriority="62"/>
+    <w:lsdException w:name="Medium Shading 1 Accent 6" w:uiPriority="63"/>
+    <w:lsdException w:name="Medium Shading 2 Accent 6" w:uiPriority="64"/>
+    <w:lsdException w:name="Medium List 1 Accent 6" w:uiPriority="65"/>
+    <w:lsdException w:name="Medium List 2 Accent 6" w:uiPriority="66"/>
+    <w:lsdException w:name="Medium Grid 1 Accent 6" w:uiPriority="67"/>
+    <w:lsdException w:name="Medium Grid 2 Accent 6" w:uiPriority="68"/>
+    <w:lsdException w:name="Medium Grid 3 Accent 6" w:uiPriority="69"/>
+    <w:lsdException w:name="Dark List Accent 6" w:uiPriority="70"/>
+    <w:lsdException w:name="Colorful Shading Accent 6" w:uiPriority="71"/>
+    <w:lsdException w:name="Colorful List Accent 6" w:uiPriority="72"/>
+    <w:lsdException w:name="Colorful Grid Accent 6" w:uiPriority="73"/>
+    <w:lsdException w:name="Subtle Emphasis" w:uiPriority="19" w:qFormat="1"/>
+    <w:lsdException w:name="Intense Emphasis" w:uiPriority="21" w:qFormat="1"/>
+    <w:lsdException w:name="Subtle Reference" w:uiPriority="31" w:qFormat="1"/>
+    <w:lsdException w:name="Intense Reference" w:uiPriority="32" w:qFormat="1"/>
+    <w:lsdException w:name="Book Title" w:uiPriority="33" w:qFormat="1"/>
+    <w:lsdException w:name="Bibliography" w:semiHidden="1" w:uiPriority="37" w:unhideWhenUsed="1"/>
+    <w:lsdException w:name="TOC Heading" w:semiHidden="1" w:uiPriority="39" w:unhideWhenUsed="1" w:qFormat="1"/>
+    <w:lsdException w:name="Plain Table 1" w:uiPriority="41"/>
+    <w:lsdException w:name="Plain Table 2" w:uiPriority="42"/>
+    <w:lsdException w:name="Plain Table 3" w:uiPriority="43"/>
+    <w:lsdException w:name="Plain Table 4" w:uiPriority="44"/>
+    <w:lsdException w:name="Plain Table 5" w:uiPriority="45"/>
+    <w:lsdException w:name="Grid Table Light" w:uiPriority="40"/>
+    <w:lsdException w:name="Grid Table 1 Light" w:uiPriority="46"/>
+    <w:lsdException w:name="Grid Table 2" w:uiPriority="47"/>
+    <w:lsdException w:name="Grid Table 3" w:uiPriority="48"/>
+    <w:lsdException w:name="Grid Table 4" w:uiPriority="49"/>
+    <w:lsdException w:name="Grid Table 5 Dark" w:uiPriority="50"/>
+    <w:lsdException w:name="Grid Table 6 Colorful" w:uiPriority="51"/>
+    <w:lsdException w:name="Grid Table 7 Colorful" w:uiPriority="52"/>
+    <w:lsdException w:name="Grid Table 1 Light Accent 1" w:uiPriority="46"/>
+    <w:lsdException w:name="Grid Table 2 Accent 1" w:uiPriority="47"/>
+    <w:lsdException w:name="Grid Table 3 Accent 1" w:uiPriority="48"/>
+    <w:lsdException w:name="Grid Table 4 Accent 1" w:uiPriority="49"/>
+    <w:lsdException w:name="Grid Table 5 Dark Accent 1" w:uiPriority="50"/>
+    <w:lsdException w:name="Grid Table 6 Colorful Accent 1" w:uiPriority="51"/>
+    <w:lsdException w:name="Grid Table 7 Colorful Accent 1" w:uiPriority="52"/>
+    <w:lsdException w:name="Grid Table 1 Light Accent 2" w:uiPriority="46"/>
+    <w:lsdException w:name="Grid Table 2 Accent 2" w:uiPriority="47"/>
+    <w:lsdException w:name="Grid Table 3 Accent 2" w:uiPriority="48"/>
+    <w:lsdException w:name="Grid Table 4 Accent 2" w:uiPriority="49"/>
+    <w:lsdException w:name="Grid Table 5 Dark Accent 2" w:uiPriority="50"/>
+    <w:lsdException w:name="Grid Table 6 Colorful Accent 2" w:uiPriority="51"/>
+    <w:lsdException w:name="Grid Table 7 Colorful Accent 2" w:uiPriority="52"/>
+    <w:lsdException w:name="Grid Table 1 Light Accent 3" w:uiPriority="46"/>
+    <w:lsdException w:name="Grid Table 2 Accent 3" w:uiPriority="47"/>
+    <w:lsdException w:name="Grid Table 3 Accent 3" w:uiPriority="48"/>
+    <w:lsdException w:name="Grid Table 4 Accent 3" w:uiPriority="49"/>
+    <w:lsdException w:name="Grid Table 5 Dark Accent 3" w:uiPriority="50"/>
+    <w:lsdException w:name="Grid Table 6 Colorful Accent 3" w:uiPriority="51"/>
+    <w:lsdException w:name="Grid Table 7 Colorful Accent 3" w:uiPriority="52"/>
+    <w:lsdException w:name="Grid Table 1 Light Accent 4" w:uiPriority="46"/>
+    <w:lsdException w:name="Grid Table 2 Accent 4" w:uiPriority="47"/>
+    <w:lsdException w:name="Grid Table 3 Accent 4" w:uiPriority="48"/>
+    <w:lsdException w:name="Grid Table 4 Accent 4" w:uiPriority="49"/>
+    <w:lsdException w:name="Grid Table 5 Dark Accent 4" w:uiPriority="50"/>
+    <w:lsdException w:name="Grid Table 6 Colorful Accent 4" w:uiPriority="51"/>
+    <w:lsdException w:name="Grid Table 7 Colorful Accent 4" w:uiPriority="52"/>
+    <w:lsdException w:name="Grid Table 1 Light Accent 5" w:uiPriority="46"/>
+    <w:lsdException w:name="Grid Table 2 Accent 5" w:uiPriority="47"/>
+    <w:lsdException w:name="Grid Table 3 Accent 5" w:uiPriority="48"/>
+    <w:lsdException w:name="Grid Table 4 Accent 5" w:uiPriority="49"/>
+    <w:lsdException w:name="Grid Table 5 Dark Accent 5" w:uiPriority="50"/>
+    <w:lsdException w:name="Grid Table 6 Colorful Accent 5" w:uiPriority="51"/>
+    <w:lsdException w:name="Grid Table 7 Colorful Accent 5" w:uiPriority="52"/>
+    <w:lsdException w:name="Grid Table 1 Light Accent 6" w:uiPriority="46"/>
+    <w:lsdException w:name="Grid Table 2 Accent 6" w:uiPriority="47"/>
+    <w:lsdException w:name="Grid Table 3 Accent 6" w:uiPriority="48"/>
+    <w:lsdException w:name="Grid Table 4 Accent 6" w:uiPriority="49"/>
+    <w:lsdException w:name="Grid Table 5 Dark Accent 6" w:uiPriority="50"/>
+    <w:lsdException w:name="Grid Table 6 Colorful Accent 6" w:uiPriority="51"/>
+    <w:lsdException w:name="Grid Table 7 Colorful Accent 6" w:uiPriority="52"/>
+    <w:lsdException w:name="List Table 1 Light" w:uiPriority="46"/>
+    <w:lsdException w:name="List Table 2" w:uiPriority="47"/>
+    <w:lsdException w:name="List Table 3" w:uiPriority="48"/>
+    <w:lsdException w:name="List Table 4" w:uiPriority="49"/>
+    <w:lsdException w:name="List Table 5 Dark" w:uiPriority="50"/>
+    <w:lsdException w:name="List Table 6 Colorful" w:uiPriority="51"/>
+    <w:lsdException w:name="List Table 7 Colorful" w:uiPriority="52"/>
+    <w:lsdException w:name="List Table 1 Light Accent 1" w:uiPriority="46"/>
+    <w:lsdException w:name="List Table 2 Accent 1" w:uiPriority="47"/>
+    <w:lsdException w:name="List Table 3 Accent 1" w:uiPriority="48"/>
+    <w:lsdException w:name="List Table 4 Accent 1" w:uiPriority="49"/>
+    <w:lsdException w:name="List Table 5 Dark Accent 1" w:uiPriority="50"/>
+    <w:lsdException w:name="List Table 6 Colorful Accent 1" w:uiPriority="51"/>
+    <w:lsdException w:name="List Table 7 Colorful Accent 1" w:uiPriority="52"/>
+    <w:lsdException w:name="List Table 1 Light Accent 2" w:uiPriority="46"/>
+    <w:lsdException w:name="List Table 2 Accent 2" w:uiPriority="47"/>
+    <w:lsdException w:name="List Table 3 Accent 2" w:uiPriority="48"/>
+    <w:lsdException w:name="List Table 4 Accent 2" w:uiPriority="49"/>
+    <w:lsdException w:name="List Table 5 Dark Accent 2" w:uiPriority="50"/>
+    <w:lsdException w:name="List Table 6 Colorful Accent 2" w:uiPriority="51"/>
+    <w:lsdException w:name="List Table 7 Colorful Accent 2" w:uiPriority="52"/>
+    <w:lsdException w:name="List Table 1 Light Accent 3" w:uiPriority="46"/>
+    <w:lsdException w:name="List Table 2 Accent 3" w:uiPriority="47"/>
+    <w:lsdException w:name="List Table 3 Accent 3" w:uiPriority="48"/>
+    <w:lsdException w:name="List Table 4 Accent 3" w:uiPriority="49"/>
+    <w:lsdException w:name="List Table 5 Dark Accent 3" w:uiPriority="50"/>
+    <w:lsdException w:name="List Table 6 Colorful Accent 3" w:uiPriority="51"/>
+    <w:lsdException w:name="List Table 7 Colorful Accent 3" w:uiPriority="52"/>
+    <w:lsdException w:name="List Table 1 Light Accent 4" w:uiPriority="46"/>
+    <w:lsdException w:name="List Table 2 Accent 4" w:uiPriority="47"/>
+    <w:lsdException w:name="List Table 3 Accent 4" w:uiPriority="48"/>
+    <w:lsdException w:name="List Table 4 Accent 4" w:uiPriority="49"/>
+    <w:lsdException w:name="List Table 5 Dark Accent 4" w:uiPriority="50"/>
+    <w:lsdException w:name="List Table 6 Colorful Accent 4" w:uiPriority="51"/>
+    <w:lsdException w:name="List Table 7 Colorful Accent 4" w:uiPriority="52"/>
+    <w:lsdException w:name="List Table 1 Light Accent 5" w:uiPriority="46"/>
+    <w:lsdException w:name="List Table 2 Accent 5" w:uiPriority="47"/>
+    <w:lsdException w:name="List Table 3 Accent 5" w:uiPriority="48"/>
+    <w:lsdException w:name="List Table 4 Accent 5" w:uiPriority="49"/>
+    <w:lsdException w:name="List Table 5 Dark Accent 5" w:uiPriority="50"/>
+    <w:lsdException w:name="List Table 6 Colorful Accent 5" w:uiPriority="51"/>
+    <w:lsdException w:name="List Table 7 Colorful Accent 5" w:uiPriority="52"/>
+    <w:lsdException w:name="List Table 1 Light Accent 6" w:uiPriority="46"/>
+    <w:lsdException w:name="List Table 2 Accent 6" w:uiPriority="47"/>
+    <w:lsdException w:name="List Table 3 Accent 6" w:uiPriority="48"/>
+    <w:lsdException w:name="List Table 4 Accent 6" w:uiPriority="49"/>
+    <w:lsdException w:name="List Table 5 Dark Accent 6" w:uiPriority="50"/>
+    <w:lsdException w:name="List Table 6 Colorful Accent 6" w:uiPriority="51"/>
+    <w:lsdException w:name="List Table 7 Colorful Accent 6" w:uiPriority="52"/>
+    <w:lsdException w:name="Mention" w:semiHidden="1" w:uiPriority="99" w:unhideWhenUsed="1"/>
+    <w:lsdException w:name="Smart Hyperlink" w:semiHidden="1" w:uiPriority="99" w:unhideWhenUsed="1"/>
+    <w:lsdException w:name="Hashtag" w:semiHidden="1" w:uiPriority="99" w:unhideWhenUsed="1"/>
+    <w:lsdException w:name="Unresolved Mention" w:semiHidden="1" w:uiPriority="99" w:unhideWhenUsed="1"/>
+    <w:lsdException w:name="Smart Link" w:semiHidden="1" w:uiPriority="99" w:unhideWhenUsed="1"/>
   </w:latentStyles>
-  <w:style w:type="paragraph" w:default="1" w:styleId="1">
+  <w:style w:type="paragraph" w:default="1" w:styleId="a">
     <w:name w:val="Normal"/>
     <w:qFormat/>
-    <w:uiPriority w:val="0"/>
     <w:pPr>
       <w:widowControl w:val="0"/>
       <w:jc w:val="both"/>
     </w:pPr>
     <w:rPr>
-      <w:rFonts w:asciiTheme="minorHAnsi" w:hAnsiTheme="minorHAnsi" w:eastAsiaTheme="minorEastAsia" w:cstheme="minorBidi"/>
+      <w:rFonts w:asciiTheme="minorHAnsi" w:eastAsiaTheme="minorEastAsia" w:hAnsiTheme="minorHAnsi" w:cstheme="minorBidi"/>
       <w:kern w:val="2"/>
       <w:sz w:val="21"/>
       <w:szCs w:val="22"/>
-      <w:lang w:val="en-US" w:eastAsia="zh-CN" w:bidi="ar-SA"/>
     </w:rPr>
   </w:style>
-  <w:style w:type="paragraph" w:styleId="2">
+  <w:style w:type="paragraph" w:styleId="3">
     <w:name w:val="heading 3"/>
-    <w:basedOn w:val="1"/>
-    <w:next w:val="1"/>
+    <w:basedOn w:val="a"/>
+    <w:next w:val="a"/>
     <w:semiHidden/>
     <w:unhideWhenUsed/>
     <w:qFormat/>
-    <w:uiPriority w:val="0"/>
     <w:pPr>
-      <w:spacing w:before="0" w:beforeAutospacing="1" w:after="0" w:afterAutospacing="1"/>
+      <w:spacing w:beforeAutospacing="1" w:afterAutospacing="1"/>
       <w:jc w:val="left"/>
+      <w:outlineLvl w:val="2"/>
     </w:pPr>
     <w:rPr>
-      <w:rFonts w:hint="eastAsia" w:ascii="宋体" w:hAnsi="宋体" w:eastAsia="宋体" w:cs="宋体"/>
+      <w:rFonts w:ascii="宋体" w:eastAsia="宋体" w:hAnsi="宋体" w:cs="Times New Roman" w:hint="eastAsia"/>
       <w:b/>
       <w:bCs/>
       <w:kern w:val="0"/>
       <w:sz w:val="27"/>
       <w:szCs w:val="27"/>
-      <w:lang w:val="en-US" w:eastAsia="zh-CN" w:bidi="ar"/>
     </w:rPr>
   </w:style>
-  <w:style w:type="character" w:default="1" w:styleId="5">
+  <w:style w:type="character" w:default="1" w:styleId="a0">
     <w:name w:val="Default Paragraph Font"/>
+    <w:uiPriority w:val="1"/>
     <w:semiHidden/>
-    <w:qFormat/>
-    <w:uiPriority w:val="0"/>
+    <w:unhideWhenUsed/>
   </w:style>
-  <w:style w:type="table" w:default="1" w:styleId="3">
+  <w:style w:type="table" w:default="1" w:styleId="a1">
     <w:name w:val="Normal Table"/>
+    <w:uiPriority w:val="99"/>
     <w:semiHidden/>
-    <w:uiPriority w:val="0"/>
+    <w:unhideWhenUsed/>
     <w:tblPr>
+      <w:tblInd w:w="0" w:type="dxa"/>
       <w:tblCellMar>
         <w:top w:w="0" w:type="dxa"/>
         <w:left w:w="108" w:type="dxa"/>
@@ -1583,31 +1553,35 @@
       </w:tblCellMar>
     </w:tblPr>
   </w:style>
-  <w:style w:type="table" w:styleId="4">
+  <w:style w:type="numbering" w:default="1" w:styleId="a2">
+    <w:name w:val="No List"/>
+    <w:uiPriority w:val="99"/>
+    <w:semiHidden/>
+    <w:unhideWhenUsed/>
+  </w:style>
+  <w:style w:type="table" w:styleId="a3">
     <w:name w:val="Table Grid"/>
-    <w:basedOn w:val="3"/>
+    <w:basedOn w:val="a1"/>
     <w:qFormat/>
-    <w:uiPriority w:val="0"/>
     <w:pPr>
       <w:widowControl w:val="0"/>
       <w:jc w:val="both"/>
     </w:pPr>
     <w:tblPr>
       <w:tblBorders>
-        <w:top w:val="single" w:color="auto" w:sz="4" w:space="0"/>
-        <w:left w:val="single" w:color="auto" w:sz="4" w:space="0"/>
-        <w:bottom w:val="single" w:color="auto" w:sz="4" w:space="0"/>
-        <w:right w:val="single" w:color="auto" w:sz="4" w:space="0"/>
-        <w:insideH w:val="single" w:color="auto" w:sz="4" w:space="0"/>
-        <w:insideV w:val="single" w:color="auto" w:sz="4" w:space="0"/>
+        <w:top w:val="single" w:sz="4" w:space="0" w:color="auto"/>
+        <w:left w:val="single" w:sz="4" w:space="0" w:color="auto"/>
+        <w:bottom w:val="single" w:sz="4" w:space="0" w:color="auto"/>
+        <w:right w:val="single" w:sz="4" w:space="0" w:color="auto"/>
+        <w:insideH w:val="single" w:sz="4" w:space="0" w:color="auto"/>
+        <w:insideV w:val="single" w:sz="4" w:space="0" w:color="auto"/>
       </w:tblBorders>
     </w:tblPr>
   </w:style>
-  <w:style w:type="character" w:styleId="6">
+  <w:style w:type="character" w:styleId="a4">
     <w:name w:val="Strong"/>
-    <w:basedOn w:val="5"/>
+    <w:basedOn w:val="a0"/>
     <w:qFormat/>
-    <w:uiPriority w:val="0"/>
     <w:rPr>
       <w:b/>
     </w:rPr>
@@ -1859,6 +1833,7 @@
     </a:fmtScheme>
   </a:themeElements>
   <a:objectDefaults/>
+  <a:extraClrSchemeLst/>
 </a:theme>
 </file>
 
